--- a/public/template_docx/TEMPLATE_BAST_PPL-PML (mitra).docx
+++ b/public/template_docx/TEMPLATE_BAST_PPL-PML (mitra).docx
@@ -1,1405 +1,1281 @@
 
 <file path=word/document.xml><?xml version="1.0" encoding="utf-8"?>
-<w:document xmlns:wpc="http://schemas.microsoft.com/office/word/2010/wordprocessingCanvas" xmlns:cx="http://schemas.microsoft.com/office/drawing/2014/chartex" xmlns:cx1="http://schemas.microsoft.com/office/drawing/2015/9/8/chartex" xmlns:cx2="http://schemas.microsoft.com/office/drawing/2015/10/21/chartex" xmlns:cx3="http://schemas.microsoft.com/office/drawing/2016/5/9/chartex" xmlns:cx4="http://schemas.microsoft.com/office/drawing/2016/5/10/chartex" xmlns:cx5="http://schemas.microsoft.com/office/drawing/2016/5/11/chartex" xmlns:cx6="http://schemas.microsoft.com/office/drawing/2016/5/12/chartex" xmlns:cx7="http://schemas.microsoft.com/office/drawing/2016/5/13/chartex" xmlns:cx8="http://schemas.microsoft.com/office/drawing/2016/5/14/chartex" xmlns:mc="http://schemas.openxmlformats.org/markup-compatibility/2006" xmlns:aink="http://schemas.microsoft.com/office/drawing/2016/ink" xmlns:am3d="http://schemas.microsoft.com/office/drawing/2017/model3d" xmlns:o="urn:schemas-microsoft-com:office:office" xmlns:oel="http://schemas.microsoft.com/office/2019/extlst" xmlns:r="http://schemas.openxmlformats.org/officeDocument/2006/relationships" xmlns:m="http://schemas.openxmlformats.org/officeDocument/2006/math" xmlns:v="urn:schemas-microsoft-com:vml" xmlns:wp14="http://schemas.microsoft.com/office/word/2010/wordprocessingDrawing" xmlns:wp="http://schemas.openxmlformats.org/drawingml/2006/wordprocessingDrawing" xmlns:w10="urn:schemas-microsoft-com:office:word" xmlns:w="http://schemas.openxmlformats.org/wordprocessingml/2006/main" xmlns:w14="http://schemas.microsoft.com/office/word/2010/wordml" xmlns:w15="http://schemas.microsoft.com/office/word/2012/wordml" xmlns:w16cei="http://schemas.microsoft.com/office/word/2026/wordml/cei" xmlns:w16cex="http://schemas.microsoft.com/office/word/2018/wordml/cex" xmlns:w16cid="http://schemas.microsoft.com/office/word/2016/wordml/cid" xmlns:w16="http://schemas.microsoft.com/office/word/2018/wordml" xmlns:w16du="http://schemas.microsoft.com/office/word/2023/wordml/word16du" xmlns:w16sdtdh="http://schemas.microsoft.com/office/word/2020/wordml/sdtdatahash" xmlns:w16sdtfl="http://schemas.microsoft.com/office/word/2024/wordml/sdtformatlock" xmlns:w16se="http://schemas.microsoft.com/office/word/2015/wordml/symex" xmlns:wpg="http://schemas.microsoft.com/office/word/2010/wordprocessingGroup" xmlns:wpi="http://schemas.microsoft.com/office/word/2010/wordprocessingInk" xmlns:wne="http://schemas.microsoft.com/office/word/2006/wordml" xmlns:wps="http://schemas.microsoft.com/office/word/2010/wordprocessingShape" mc:Ignorable="w14 w15 w16se w16cid w16 w16cex w16sdtdh w16sdtfl w16du wp14">
+<w:document xmlns:w="http://schemas.openxmlformats.org/wordprocessingml/2006/main" xmlns:r="http://schemas.openxmlformats.org/officeDocument/2006/relationships" xmlns:m="http://schemas.openxmlformats.org/officeDocument/2006/math" xmlns:v="urn:schemas-microsoft-com:vml" xmlns:wp="http://schemas.openxmlformats.org/drawingml/2006/wordprocessingDrawing" xmlns:w10="urn:schemas-microsoft-com:office:word" xmlns:w14="http://schemas.microsoft.com/office/word/2010/wordml">
   <w:body>
+    <!-- HEADER -->
     <w:p>
       <w:pPr>
-        <w:spacing w:after="0" w:line="276" w:lineRule="auto"/>
+        <w:spacing w:after="40" w:line="240" w:lineRule="auto"/>
         <w:jc w:val="center"/>
         <w:rPr>
-          <w:rFonts w:ascii="Arial" w:hAnsi="Arial" w:cs="Arial"/>
+          <w:rFonts w:ascii="Bookman Old Style" w:hAnsi="Bookman Old Style"/>
+          <w:sz w:val="24"/>
+          <w:szCs w:val="24"/>
+        </w:rPr>
+      </w:pPr>
+      <w:r>
+        <w:rPr>
+          <w:rFonts w:ascii="Bookman Old Style" w:hAnsi="Bookman Old Style" w:cs="Times New Roman"/>
           <w:b/>
-        </w:rPr>
-      </w:pPr>
-      <w:r>
-        <w:rPr>
-          <w:rFonts w:ascii="Arial" w:hAnsi="Arial" w:cs="Arial"/>
-          <w:b/>
-          <w:lang w:val="en-US"/>
-        </w:rPr>
-        <w:t xml:space="preserve">BERITA </w:t>
-      </w:r>
-      <w:r>
-        <w:rPr>
-          <w:rFonts w:ascii="Arial" w:hAnsi="Arial" w:cs="Arial"/>
-          <w:b/>
-        </w:rPr>
-        <w:t>ACARA SERAH TERIMA</w:t>
+          <w:bCs/>
+          <w:sz w:val="24"/>
+          <w:szCs w:val="24"/>
+        </w:rPr>
+        <w:t xml:space="preserve">BERITA ACARA SERAH TERIMA</w:t>
       </w:r>
     </w:p>
     <w:p>
       <w:pPr>
-        <w:pBdr>
-          <w:bottom w:val="single" w:sz="4" w:space="1" w:color="auto"/>
-        </w:pBdr>
-        <w:spacing w:after="0" w:line="276" w:lineRule="auto"/>
+        <w:spacing w:after="40" w:line="240" w:lineRule="auto"/>
         <w:jc w:val="center"/>
         <w:rPr>
-          <w:rFonts w:ascii="Arial" w:hAnsi="Arial" w:cs="Arial"/>
+          <w:rFonts w:ascii="Bookman Old Style" w:hAnsi="Bookman Old Style"/>
+          <w:sz w:val="24"/>
+          <w:szCs w:val="24"/>
+        </w:rPr>
+      </w:pPr>
+      <w:r>
+        <w:rPr>
+          <w:rFonts w:ascii="Bookman Old Style" w:hAnsi="Bookman Old Style" w:cs="Times New Roman"/>
           <w:b/>
-          <w:noProof/>
-        </w:rPr>
-      </w:pPr>
-      <w:r>
-        <w:rPr>
-          <w:rFonts w:ascii="Arial" w:hAnsi="Arial" w:cs="Arial"/>
-          <w:b/>
-          <w:noProof/>
-        </w:rPr>
-        <w:t xml:space="preserve">HASIL </w:t>
-      </w:r>
-      <w:r>
-        <w:rPr>
-          <w:rFonts w:ascii="Arial" w:hAnsi="Arial" w:cs="Arial"/>
-          <w:b/>
-          <w:noProof/>
-        </w:rPr>
-        <w:t>&lt;&lt;JUDUL_PEKERJAAN_DOKUMEN&gt;&gt;</w:t>
+          <w:bCs/>
+          <w:sz w:val="24"/>
+          <w:szCs w:val="24"/>
+        </w:rPr>
+        <w:t xml:space="preserve">HASIL &lt;&lt;JUDUL_PEKERJAAN_DOKUMEN&gt;&gt;</w:t>
       </w:r>
     </w:p>
     <w:p>
       <w:pPr>
-        <w:pBdr>
-          <w:bottom w:val="single" w:sz="4" w:space="1" w:color="auto"/>
-        </w:pBdr>
-        <w:spacing w:after="0" w:line="276" w:lineRule="auto"/>
+        <w:spacing w:after="80" w:line="240" w:lineRule="auto"/>
         <w:jc w:val="center"/>
         <w:rPr>
-          <w:rFonts w:ascii="Arial" w:hAnsi="Arial" w:cs="Arial"/>
+          <w:rFonts w:ascii="Bookman Old Style" w:hAnsi="Bookman Old Style"/>
+          <w:sz w:val="24"/>
+          <w:szCs w:val="24"/>
+        </w:rPr>
+      </w:pPr>
+      <w:r>
+        <w:rPr>
+          <w:rFonts w:ascii="Bookman Old Style" w:hAnsi="Bookman Old Style" w:cs="Times New Roman"/>
           <w:b/>
-          <w:lang w:val="en-US"/>
-        </w:rPr>
-      </w:pPr>
-      <w:r>
-        <w:rPr>
-          <w:rFonts w:ascii="Arial" w:hAnsi="Arial" w:cs="Arial"/>
-          <w:b/>
-        </w:rPr>
-        <w:t xml:space="preserve">BPS KOTA </w:t>
-      </w:r>
-      <w:r>
-        <w:rPr>
-          <w:rFonts w:ascii="Arial" w:hAnsi="Arial" w:cs="Arial"/>
-          <w:b/>
-          <w:lang w:val="en-US"/>
-        </w:rPr>
-        <w:t>SUBULUSSALAM</w:t>
+          <w:bCs/>
+          <w:sz w:val="24"/>
+          <w:szCs w:val="24"/>
+        </w:rPr>
+        <w:t xml:space="preserve">BPS KOTA SUBULUSSALAM</w:t>
       </w:r>
     </w:p>
     <w:p>
       <w:pPr>
-        <w:spacing w:after="0" w:line="276" w:lineRule="auto"/>
+        <w:spacing w:after="160" w:line="240" w:lineRule="auto"/>
         <w:jc w:val="center"/>
         <w:rPr>
-          <w:rFonts w:ascii="Arial" w:hAnsi="Arial" w:cs="Arial"/>
+          <w:rFonts w:ascii="Bookman Old Style" w:hAnsi="Bookman Old Style"/>
+          <w:sz w:val="24"/>
+          <w:szCs w:val="24"/>
+        </w:rPr>
+      </w:pPr>
+      <w:r>
+        <w:rPr>
+          <w:rFonts w:ascii="Bookman Old Style" w:hAnsi="Bookman Old Style" w:cs="Times New Roman"/>
+          <w:sz w:val="24"/>
+          <w:szCs w:val="24"/>
+        </w:rPr>
+        <w:t xml:space="preserve">&lt;&lt;NO_BAST_PPL_PML&gt;&gt;</w:t>
+      </w:r>
+    </w:p>
+    <!-- PEMBUKAAN -->
+    <w:p>
+      <w:pPr>
+        <w:spacing w:after="100" w:line="240" w:lineRule="auto"/>
+        <w:ind w:left="0" w:firstLine="720"/>
+        <w:jc w:val="both"/>
+        <w:rPr>
+          <w:rFonts w:ascii="Bookman Old Style" w:hAnsi="Bookman Old Style"/>
+          <w:sz w:val="24"/>
+          <w:szCs w:val="24"/>
+        </w:rPr>
+      </w:pPr>
+      <w:r>
+        <w:rPr>
+          <w:rFonts w:ascii="Bookman Old Style" w:hAnsi="Bookman Old Style" w:cs="Times New Roman"/>
+          <w:sz w:val="24"/>
+          <w:szCs w:val="24"/>
+        </w:rPr>
+        <w:t xml:space="preserve">Pada hari </w:t>
+      </w:r>
+      <w:r>
+        <w:rPr>
+          <w:rFonts w:ascii="Bookman Old Style" w:hAnsi="Bookman Old Style" w:cs="Times New Roman"/>
           <w:b/>
-          <w:lang w:val="en-US"/>
-        </w:rPr>
-      </w:pPr>
-      <w:r>
-        <w:rPr>
-          <w:rFonts w:ascii="Arial" w:hAnsi="Arial" w:cs="Arial"/>
+          <w:bCs/>
+          <w:sz w:val="24"/>
+          <w:szCs w:val="24"/>
+        </w:rPr>
+        <w:t xml:space="preserve">&lt;&lt;HARI_TERBILANG&gt;&gt;</w:t>
+      </w:r>
+      <w:r>
+        <w:rPr>
+          <w:rFonts w:ascii="Bookman Old Style" w:hAnsi="Bookman Old Style" w:cs="Times New Roman"/>
+          <w:sz w:val="24"/>
+          <w:szCs w:val="24"/>
+        </w:rPr>
+        <w:t xml:space="preserve">, tanggal </w:t>
+      </w:r>
+      <w:r>
+        <w:rPr>
+          <w:rFonts w:ascii="Bookman Old Style" w:hAnsi="Bookman Old Style" w:cs="Times New Roman"/>
           <w:b/>
-          <w:noProof/>
-        </w:rPr>
-        <w:t>&lt;&lt;NO_BAST</w:t>
-      </w:r>
-      <w:r>
-        <w:rPr>
-          <w:rFonts w:ascii="Arial" w:hAnsi="Arial" w:cs="Arial"/>
+          <w:bCs/>
+          <w:sz w:val="24"/>
+          <w:szCs w:val="24"/>
+        </w:rPr>
+        <w:t xml:space="preserve">&lt;&lt;TANGGAL_TERBILANG&gt;&gt;</w:t>
+      </w:r>
+      <w:r>
+        <w:rPr>
+          <w:rFonts w:ascii="Bookman Old Style" w:hAnsi="Bookman Old Style" w:cs="Times New Roman"/>
+          <w:sz w:val="24"/>
+          <w:szCs w:val="24"/>
+        </w:rPr>
+        <w:t xml:space="preserve">, bulan </w:t>
+      </w:r>
+      <w:r>
+        <w:rPr>
+          <w:rFonts w:ascii="Bookman Old Style" w:hAnsi="Bookman Old Style" w:cs="Times New Roman"/>
           <w:b/>
-          <w:noProof/>
-        </w:rPr>
-        <w:t>_PPL-PML</w:t>
-      </w:r>
-      <w:r>
-        <w:rPr>
-          <w:rFonts w:ascii="Arial" w:hAnsi="Arial" w:cs="Arial"/>
+          <w:bCs/>
+          <w:sz w:val="24"/>
+          <w:szCs w:val="24"/>
+        </w:rPr>
+        <w:t xml:space="preserve">&lt;&lt;BULAN_TERBILANG&gt;&gt;</w:t>
+      </w:r>
+      <w:r>
+        <w:rPr>
+          <w:rFonts w:ascii="Bookman Old Style" w:hAnsi="Bookman Old Style" w:cs="Times New Roman"/>
+          <w:sz w:val="24"/>
+          <w:szCs w:val="24"/>
+        </w:rPr>
+        <w:t xml:space="preserve">, tahun </w:t>
+      </w:r>
+      <w:r>
+        <w:rPr>
+          <w:rFonts w:ascii="Bookman Old Style" w:hAnsi="Bookman Old Style" w:cs="Times New Roman"/>
           <w:b/>
-          <w:noProof/>
-        </w:rPr>
-        <w:t>&gt;&gt;</w:t>
+          <w:bCs/>
+          <w:sz w:val="24"/>
+          <w:szCs w:val="24"/>
+        </w:rPr>
+        <w:t xml:space="preserve">&lt;&lt;TAHUN_TERBILANG&gt;&gt;</w:t>
+      </w:r>
+      <w:r>
+        <w:rPr>
+          <w:rFonts w:ascii="Bookman Old Style" w:hAnsi="Bookman Old Style" w:cs="Times New Roman"/>
+          <w:sz w:val="24"/>
+          <w:szCs w:val="24"/>
+        </w:rPr>
+        <w:t xml:space="preserve"> (</w:t>
+      </w:r>
+      <w:r>
+        <w:rPr>
+          <w:rFonts w:ascii="Bookman Old Style" w:hAnsi="Bookman Old Style" w:cs="Times New Roman"/>
+          <w:b/>
+          <w:bCs/>
+          <w:sz w:val="24"/>
+          <w:szCs w:val="24"/>
+        </w:rPr>
+        <w:t xml:space="preserve">&lt;&lt;TANGGAL_BAST&gt;&gt;</w:t>
+      </w:r>
+      <w:r>
+        <w:rPr>
+          <w:rFonts w:ascii="Bookman Old Style" w:hAnsi="Bookman Old Style" w:cs="Times New Roman"/>
+          <w:sz w:val="24"/>
+          <w:szCs w:val="24"/>
+        </w:rPr>
+        <w:t xml:space="preserve">), bertempat di Kota Subulussalam, yang bertanda tangan di bawah ini:</w:t>
       </w:r>
     </w:p>
-    <w:p>
-      <w:pPr>
-        <w:spacing w:after="0" w:line="240" w:lineRule="auto"/>
-        <w:jc w:val="center"/>
-        <w:rPr>
-          <w:rFonts w:ascii="Arial" w:hAnsi="Arial" w:cs="Arial"/>
-        </w:rPr>
-      </w:pPr>
-    </w:p>
-    <w:p>
-      <w:pPr>
-        <w:spacing w:after="240" w:line="240" w:lineRule="auto"/>
-        <w:ind w:left="357" w:hanging="73"/>
-        <w:jc w:val="both"/>
-        <w:rPr>
-          <w:rFonts w:ascii="Arial" w:hAnsi="Arial" w:cs="Arial"/>
-        </w:rPr>
-      </w:pPr>
-      <w:r>
-        <w:rPr>
-          <w:rFonts w:ascii="Arial" w:hAnsi="Arial" w:cs="Arial"/>
-          <w:lang w:val="en-US"/>
-        </w:rPr>
-        <w:t xml:space="preserve"> </w:t>
-      </w:r>
-      <w:r>
-        <w:rPr>
-          <w:rFonts w:ascii="Arial" w:hAnsi="Arial" w:cs="Arial"/>
-        </w:rPr>
-        <w:t>Pada hari</w:t>
-      </w:r>
-      <w:r>
-        <w:rPr>
-          <w:rFonts w:ascii="Arial" w:hAnsi="Arial" w:cs="Arial"/>
-          <w:lang w:val="en-US"/>
-        </w:rPr>
-        <w:t xml:space="preserve"> </w:t>
-      </w:r>
-      <w:r>
-        <w:rPr>
-          <w:rFonts w:ascii="Arial" w:hAnsi="Arial" w:cs="Arial"/>
-          <w:noProof/>
-        </w:rPr>
-        <w:t>&lt;&lt;HARI_TERBILANG&gt;&gt;</w:t>
-      </w:r>
-      <w:r>
-        <w:rPr>
-          <w:rFonts w:ascii="Arial" w:hAnsi="Arial" w:cs="Arial"/>
-          <w:lang w:val="en-US"/>
-        </w:rPr>
-        <w:t>,</w:t>
-      </w:r>
-      <w:r>
-        <w:rPr>
-          <w:rFonts w:ascii="Arial" w:hAnsi="Arial" w:cs="Arial"/>
-        </w:rPr>
-        <w:t xml:space="preserve"> tanggal </w:t>
-      </w:r>
-      <w:r>
-        <w:rPr>
-          <w:rFonts w:ascii="Arial" w:hAnsi="Arial" w:cs="Arial"/>
-          <w:noProof/>
-        </w:rPr>
-        <w:t>&lt;&lt;TANGGAL_TERBILANG&gt;&gt;</w:t>
-      </w:r>
-      <w:r>
-        <w:rPr>
-          <w:rFonts w:ascii="Arial" w:hAnsi="Arial" w:cs="Arial"/>
-          <w:lang w:val="en-US"/>
-        </w:rPr>
-        <w:t xml:space="preserve">, </w:t>
-      </w:r>
-      <w:r>
-        <w:rPr>
-          <w:rFonts w:ascii="Arial" w:hAnsi="Arial" w:cs="Arial"/>
-        </w:rPr>
-        <w:t xml:space="preserve">bulan </w:t>
-      </w:r>
-      <w:r>
-        <w:rPr>
-          <w:rFonts w:ascii="Arial" w:hAnsi="Arial" w:cs="Arial"/>
-          <w:noProof/>
-        </w:rPr>
-        <w:t>&lt;&lt;BULAN_TERBILANG&gt;&gt;</w:t>
-      </w:r>
-      <w:r>
-        <w:rPr>
-          <w:rFonts w:ascii="Arial" w:hAnsi="Arial" w:cs="Arial"/>
-          <w:lang w:val="en-US"/>
-        </w:rPr>
-        <w:t xml:space="preserve">, </w:t>
-      </w:r>
-      <w:r>
-        <w:rPr>
-          <w:rFonts w:ascii="Arial" w:hAnsi="Arial" w:cs="Arial"/>
-        </w:rPr>
-        <w:t>tahun &lt;&lt;TAHUN_TERBILANG&gt;&gt;</w:t>
-      </w:r>
-      <w:r>
-        <w:rPr>
-          <w:rFonts w:ascii="Arial" w:hAnsi="Arial" w:cs="Arial"/>
-          <w:lang w:val="en-US"/>
-        </w:rPr>
-        <w:t xml:space="preserve"> </w:t>
-      </w:r>
-      <w:r>
-        <w:rPr>
-          <w:rFonts w:ascii="Arial" w:hAnsi="Arial" w:cs="Arial"/>
-          <w:noProof/>
-        </w:rPr>
-        <w:t>(&lt;&lt;TANGGAL_BAST&gt;&gt;)</w:t>
-      </w:r>
-      <w:r>
-        <w:rPr>
-          <w:rFonts w:ascii="Arial" w:hAnsi="Arial" w:cs="Arial"/>
-          <w:lang w:val="en-US"/>
-        </w:rPr>
-        <w:t>,</w:t>
-      </w:r>
-      <w:r>
-        <w:rPr>
-          <w:rFonts w:ascii="Arial" w:hAnsi="Arial" w:cs="Arial"/>
-        </w:rPr>
-        <w:t xml:space="preserve"> bertempat di Kota </w:t>
-      </w:r>
-      <w:proofErr w:type="spellStart"/>
-      <w:r>
-        <w:rPr>
-          <w:rFonts w:ascii="Arial" w:hAnsi="Arial" w:cs="Arial"/>
-          <w:lang w:val="en-US"/>
-        </w:rPr>
-        <w:t>Subulussalam</w:t>
-      </w:r>
-      <w:proofErr w:type="spellEnd"/>
-      <w:r>
-        <w:rPr>
-          <w:rFonts w:ascii="Arial" w:hAnsi="Arial" w:cs="Arial"/>
-        </w:rPr>
-        <w:t>, yang bertanda tangan di bawah ini:</w:t>
-      </w:r>
-    </w:p>
-    <w:p>
-      <w:pPr>
-        <w:pStyle w:val="ListParagraph"/>
-        <w:numPr>
-          <w:ilvl w:val="0"/>
-          <w:numId w:val="2"/>
-        </w:numPr>
-        <w:spacing w:after="0" w:line="240" w:lineRule="auto"/>
-        <w:ind w:left="709"/>
-        <w:contextualSpacing w:val="0"/>
-        <w:jc w:val="both"/>
-        <w:rPr>
-          <w:rFonts w:ascii="Arial" w:hAnsi="Arial" w:cs="Arial"/>
-        </w:rPr>
-      </w:pPr>
-      <w:r>
-        <w:rPr>
-          <w:rFonts w:ascii="Arial" w:hAnsi="Arial" w:cs="Arial"/>
-        </w:rPr>
-        <w:t xml:space="preserve">Nama </w:t>
-      </w:r>
-      <w:r>
-        <w:rPr>
-          <w:rFonts w:ascii="Arial" w:hAnsi="Arial" w:cs="Arial"/>
-        </w:rPr>
-        <w:tab/>
-      </w:r>
-      <w:r>
-        <w:rPr>
-          <w:rFonts w:ascii="Arial" w:hAnsi="Arial" w:cs="Arial"/>
-        </w:rPr>
-        <w:tab/>
-        <w:t xml:space="preserve">: </w:t>
-      </w:r>
-      <w:r>
-        <w:rPr>
-          <w:rFonts w:ascii="Arial" w:hAnsi="Arial" w:cs="Arial"/>
-          <w:noProof/>
-        </w:rPr>
-        <w:t>&lt;&lt;NAMA_PIHAK_PERTAMA&gt;&gt;</w:t>
-      </w:r>
-    </w:p>
-    <w:p>
-      <w:pPr>
-        <w:pStyle w:val="ListParagraph"/>
-        <w:spacing w:after="0" w:line="240" w:lineRule="auto"/>
-        <w:contextualSpacing w:val="0"/>
-        <w:jc w:val="both"/>
-        <w:rPr>
-          <w:rFonts w:ascii="Arial" w:hAnsi="Arial" w:cs="Arial"/>
-          <w:lang w:val="en-US"/>
-        </w:rPr>
-      </w:pPr>
-      <w:r>
-        <w:rPr>
-          <w:rFonts w:ascii="Arial" w:hAnsi="Arial" w:cs="Arial"/>
-          <w:lang w:val="en-US"/>
-        </w:rPr>
-        <w:t>NIK</w:t>
-      </w:r>
-      <w:r>
-        <w:rPr>
-          <w:rFonts w:ascii="Arial" w:hAnsi="Arial" w:cs="Arial"/>
-          <w:lang w:val="en-US"/>
-        </w:rPr>
-        <w:tab/>
-      </w:r>
-      <w:r>
-        <w:rPr>
-          <w:rFonts w:ascii="Arial" w:hAnsi="Arial" w:cs="Arial"/>
-          <w:lang w:val="en-US"/>
-        </w:rPr>
-        <w:tab/>
-        <w:t xml:space="preserve">: </w:t>
-      </w:r>
-      <w:r>
-        <w:rPr>
-          <w:rFonts w:ascii="Arial" w:hAnsi="Arial" w:cs="Arial"/>
-          <w:noProof/>
-        </w:rPr>
-        <w:t>&lt;&lt;NIK_PIHAK_PERTAMA&gt;&gt;</w:t>
-      </w:r>
-    </w:p>
-    <w:p>
-      <w:pPr>
-        <w:pStyle w:val="ListParagraph"/>
-        <w:spacing w:after="0" w:line="240" w:lineRule="auto"/>
-        <w:contextualSpacing w:val="0"/>
-        <w:jc w:val="both"/>
-        <w:rPr>
-          <w:rFonts w:ascii="Arial" w:hAnsi="Arial" w:cs="Arial"/>
-        </w:rPr>
-      </w:pPr>
-      <w:r>
-        <w:rPr>
-          <w:rFonts w:ascii="Arial" w:hAnsi="Arial" w:cs="Arial"/>
-        </w:rPr>
-        <w:t>Jabatan</w:t>
-      </w:r>
-      <w:r>
-        <w:rPr>
-          <w:rFonts w:ascii="Arial" w:hAnsi="Arial" w:cs="Arial"/>
-        </w:rPr>
-        <w:tab/>
-      </w:r>
-      <w:r>
-        <w:rPr>
-          <w:rFonts w:ascii="Arial" w:hAnsi="Arial" w:cs="Arial"/>
-          <w:lang w:val="en-US"/>
-        </w:rPr>
-        <w:t>:</w:t>
-      </w:r>
-      <w:r>
-        <w:rPr>
-          <w:rFonts w:ascii="Arial" w:hAnsi="Arial" w:cs="Arial"/>
-        </w:rPr>
-        <w:t xml:space="preserve"> </w:t>
-      </w:r>
-      <w:r>
-        <w:rPr>
-          <w:rFonts w:ascii="Arial" w:hAnsi="Arial" w:cs="Arial"/>
-          <w:noProof/>
-        </w:rPr>
-        <w:t>&lt;&lt;JABATAN_PIHAK_PERTAMA&gt;&gt;</w:t>
-      </w:r>
-    </w:p>
-    <w:p>
-      <w:pPr>
-        <w:spacing w:after="0" w:line="240" w:lineRule="auto"/>
-        <w:ind w:firstLine="720"/>
-        <w:jc w:val="both"/>
-        <w:rPr>
-          <w:rFonts w:ascii="Arial" w:hAnsi="Arial" w:cs="Arial"/>
-        </w:rPr>
-      </w:pPr>
-      <w:r>
-        <w:rPr>
-          <w:rFonts w:ascii="Arial" w:hAnsi="Arial" w:cs="Arial"/>
-        </w:rPr>
-        <w:t xml:space="preserve">Tugas </w:t>
-      </w:r>
-      <w:r>
-        <w:rPr>
-          <w:rFonts w:ascii="Arial" w:hAnsi="Arial" w:cs="Arial"/>
-        </w:rPr>
-        <w:tab/>
-      </w:r>
-      <w:r>
-        <w:rPr>
-          <w:rFonts w:ascii="Arial" w:hAnsi="Arial" w:cs="Arial"/>
-        </w:rPr>
-        <w:tab/>
-        <w:t xml:space="preserve">: </w:t>
-      </w:r>
-      <w:r>
-        <w:rPr>
-          <w:rFonts w:ascii="Arial" w:hAnsi="Arial" w:cs="Arial"/>
-          <w:noProof/>
-        </w:rPr>
-        <w:t>&lt;&lt;URAIAN_PEKERJAAN&gt;&gt;</w:t>
-      </w:r>
-    </w:p>
-    <w:p>
-      <w:pPr>
-        <w:pStyle w:val="ListParagraph"/>
-        <w:spacing w:after="240" w:line="240" w:lineRule="auto"/>
-        <w:ind w:left="709"/>
-        <w:contextualSpacing w:val="0"/>
-        <w:jc w:val="both"/>
-        <w:rPr>
-          <w:rFonts w:ascii="Arial" w:hAnsi="Arial" w:cs="Arial"/>
-          <w:lang w:val="en-US"/>
-        </w:rPr>
-      </w:pPr>
-      <w:proofErr w:type="spellStart"/>
-      <w:r>
-        <w:rPr>
-          <w:rFonts w:ascii="Arial" w:hAnsi="Arial" w:cs="Arial"/>
-          <w:lang w:val="en-US"/>
-        </w:rPr>
-        <w:t>bertindak</w:t>
-      </w:r>
-      <w:proofErr w:type="spellEnd"/>
-      <w:r>
-        <w:rPr>
-          <w:rFonts w:ascii="Arial" w:hAnsi="Arial" w:cs="Arial"/>
-          <w:lang w:val="en-US"/>
-        </w:rPr>
-        <w:t xml:space="preserve"> </w:t>
-      </w:r>
-      <w:proofErr w:type="spellStart"/>
-      <w:r>
-        <w:rPr>
-          <w:rFonts w:ascii="Arial" w:hAnsi="Arial" w:cs="Arial"/>
-          <w:lang w:val="en-US"/>
-        </w:rPr>
-        <w:t>untuk</w:t>
-      </w:r>
-      <w:proofErr w:type="spellEnd"/>
-      <w:r>
-        <w:rPr>
-          <w:rFonts w:ascii="Arial" w:hAnsi="Arial" w:cs="Arial"/>
-          <w:lang w:val="en-US"/>
-        </w:rPr>
-        <w:t xml:space="preserve"> dan </w:t>
-      </w:r>
-      <w:proofErr w:type="spellStart"/>
-      <w:r>
-        <w:rPr>
-          <w:rFonts w:ascii="Arial" w:hAnsi="Arial" w:cs="Arial"/>
-          <w:lang w:val="en-US"/>
-        </w:rPr>
-        <w:t>atas</w:t>
-      </w:r>
-      <w:proofErr w:type="spellEnd"/>
-      <w:r>
-        <w:rPr>
-          <w:rFonts w:ascii="Arial" w:hAnsi="Arial" w:cs="Arial"/>
-          <w:lang w:val="en-US"/>
-        </w:rPr>
-        <w:t xml:space="preserve"> </w:t>
-      </w:r>
-      <w:proofErr w:type="spellStart"/>
-      <w:r>
-        <w:rPr>
-          <w:rFonts w:ascii="Arial" w:hAnsi="Arial" w:cs="Arial"/>
-          <w:lang w:val="en-US"/>
-        </w:rPr>
-        <w:t>namanya</w:t>
-      </w:r>
-      <w:proofErr w:type="spellEnd"/>
-      <w:r>
-        <w:rPr>
-          <w:rFonts w:ascii="Arial" w:hAnsi="Arial" w:cs="Arial"/>
-          <w:lang w:val="en-US"/>
-        </w:rPr>
-        <w:t xml:space="preserve"> </w:t>
-      </w:r>
-      <w:proofErr w:type="spellStart"/>
-      <w:r>
-        <w:rPr>
-          <w:rFonts w:ascii="Arial" w:hAnsi="Arial" w:cs="Arial"/>
-          <w:lang w:val="en-US"/>
-        </w:rPr>
-        <w:t>sendiri</w:t>
-      </w:r>
-      <w:proofErr w:type="spellEnd"/>
-      <w:r>
-        <w:rPr>
-          <w:rFonts w:ascii="Arial" w:hAnsi="Arial" w:cs="Arial"/>
-          <w:lang w:val="en-US"/>
-        </w:rPr>
-        <w:t xml:space="preserve">, </w:t>
-      </w:r>
-      <w:proofErr w:type="spellStart"/>
-      <w:r>
-        <w:rPr>
-          <w:rFonts w:ascii="Arial" w:hAnsi="Arial" w:cs="Arial"/>
-          <w:lang w:val="en-US"/>
-        </w:rPr>
-        <w:t>selanjutnya</w:t>
-      </w:r>
-      <w:proofErr w:type="spellEnd"/>
-      <w:r>
-        <w:rPr>
-          <w:rFonts w:ascii="Arial" w:hAnsi="Arial" w:cs="Arial"/>
-          <w:lang w:val="en-US"/>
-        </w:rPr>
-        <w:t xml:space="preserve"> </w:t>
-      </w:r>
-      <w:proofErr w:type="spellStart"/>
-      <w:r>
-        <w:rPr>
-          <w:rFonts w:ascii="Arial" w:hAnsi="Arial" w:cs="Arial"/>
-          <w:lang w:val="en-US"/>
-        </w:rPr>
-        <w:t>disebut</w:t>
-      </w:r>
-      <w:proofErr w:type="spellEnd"/>
-      <w:r>
-        <w:rPr>
-          <w:rFonts w:ascii="Arial" w:hAnsi="Arial" w:cs="Arial"/>
-          <w:lang w:val="en-US"/>
-        </w:rPr>
-        <w:t xml:space="preserve"> </w:t>
-      </w:r>
-      <w:proofErr w:type="spellStart"/>
-      <w:r>
-        <w:rPr>
-          <w:rFonts w:ascii="Arial" w:hAnsi="Arial" w:cs="Arial"/>
-          <w:lang w:val="en-US"/>
-        </w:rPr>
-        <w:t>sebagai</w:t>
-      </w:r>
-      <w:proofErr w:type="spellEnd"/>
-      <w:r>
-        <w:rPr>
-          <w:rFonts w:ascii="Arial" w:hAnsi="Arial" w:cs="Arial"/>
-          <w:lang w:val="en-US"/>
-        </w:rPr>
-        <w:t xml:space="preserve"> PIHAK PERTAMA.</w:t>
-      </w:r>
-    </w:p>
-    <w:p>
-      <w:pPr>
-        <w:pStyle w:val="ListParagraph"/>
-        <w:numPr>
-          <w:ilvl w:val="0"/>
-          <w:numId w:val="2"/>
-        </w:numPr>
-        <w:spacing w:after="0" w:line="240" w:lineRule="auto"/>
-        <w:ind w:left="709"/>
-        <w:contextualSpacing w:val="0"/>
-        <w:jc w:val="both"/>
-        <w:rPr>
-          <w:rFonts w:ascii="Arial" w:hAnsi="Arial" w:cs="Arial"/>
-          <w:lang w:val="en-US"/>
-        </w:rPr>
-      </w:pPr>
-      <w:r>
-        <w:rPr>
-          <w:rFonts w:ascii="Arial" w:hAnsi="Arial" w:cs="Arial"/>
-        </w:rPr>
-        <w:t xml:space="preserve">Nama </w:t>
-      </w:r>
-      <w:r>
-        <w:rPr>
-          <w:rFonts w:ascii="Arial" w:hAnsi="Arial" w:cs="Arial"/>
-        </w:rPr>
-        <w:tab/>
-      </w:r>
-      <w:r>
-        <w:rPr>
-          <w:rFonts w:ascii="Arial" w:hAnsi="Arial" w:cs="Arial"/>
-        </w:rPr>
-        <w:tab/>
-        <w:t xml:space="preserve">:  </w:t>
-      </w:r>
-      <w:r>
-        <w:rPr>
-          <w:rFonts w:ascii="Arial" w:hAnsi="Arial" w:cs="Arial"/>
-          <w:noProof/>
-        </w:rPr>
-        <w:t>&lt;&lt;NAMA_PIHAK_KEDUA&gt;&gt;</w:t>
-      </w:r>
-    </w:p>
-    <w:p>
-      <w:pPr>
-        <w:pStyle w:val="ListParagraph"/>
-        <w:spacing w:after="0" w:line="240" w:lineRule="auto"/>
-        <w:contextualSpacing w:val="0"/>
-        <w:jc w:val="both"/>
-        <w:rPr>
-          <w:rFonts w:ascii="Arial" w:hAnsi="Arial" w:cs="Arial"/>
-          <w:lang w:val="en-US"/>
-        </w:rPr>
-      </w:pPr>
-      <w:r>
-        <w:rPr>
-          <w:rFonts w:ascii="Arial" w:hAnsi="Arial" w:cs="Arial"/>
-          <w:lang w:val="en-US"/>
-        </w:rPr>
-        <w:t>NIK</w:t>
-      </w:r>
-      <w:r>
-        <w:rPr>
-          <w:rFonts w:ascii="Arial" w:hAnsi="Arial" w:cs="Arial"/>
-          <w:lang w:val="en-US"/>
-        </w:rPr>
-        <w:tab/>
-      </w:r>
-      <w:r>
-        <w:rPr>
-          <w:rFonts w:ascii="Arial" w:hAnsi="Arial" w:cs="Arial"/>
-          <w:lang w:val="en-US"/>
-        </w:rPr>
-        <w:tab/>
-        <w:t xml:space="preserve">:  </w:t>
-      </w:r>
-      <w:r>
-        <w:rPr>
-          <w:rFonts w:ascii="Arial" w:hAnsi="Arial" w:cs="Arial"/>
-          <w:noProof/>
-        </w:rPr>
-        <w:t>&lt;&lt;</w:t>
-      </w:r>
-      <w:r>
-        <w:rPr>
-          <w:rFonts w:ascii="Arial" w:hAnsi="Arial" w:cs="Arial"/>
-          <w:noProof/>
-        </w:rPr>
-        <w:t>NI</w:t>
-      </w:r>
-      <w:r>
-        <w:rPr>
-          <w:rFonts w:ascii="Arial" w:hAnsi="Arial" w:cs="Arial"/>
-          <w:noProof/>
-        </w:rPr>
-        <w:t>k</w:t>
-      </w:r>
-      <w:r>
-        <w:rPr>
-          <w:rFonts w:ascii="Arial" w:hAnsi="Arial" w:cs="Arial"/>
-          <w:noProof/>
-        </w:rPr>
-        <w:t>_PIHAK_KEDUA&gt;&gt;</w:t>
-      </w:r>
-    </w:p>
-    <w:p>
-      <w:pPr>
-        <w:pStyle w:val="ListParagraph"/>
-        <w:spacing w:after="0" w:line="240" w:lineRule="auto"/>
-        <w:contextualSpacing w:val="0"/>
-        <w:jc w:val="both"/>
-        <w:rPr>
-          <w:rFonts w:ascii="Arial" w:hAnsi="Arial" w:cs="Arial"/>
-          <w:lang w:val="en-US"/>
-        </w:rPr>
-      </w:pPr>
-      <w:r>
-        <w:rPr>
-          <w:rFonts w:ascii="Arial" w:hAnsi="Arial" w:cs="Arial"/>
-        </w:rPr>
-        <w:t>Jabatan</w:t>
-      </w:r>
-      <w:r>
-        <w:rPr>
-          <w:rFonts w:ascii="Arial" w:hAnsi="Arial" w:cs="Arial"/>
-        </w:rPr>
-        <w:tab/>
-      </w:r>
-      <w:r>
-        <w:rPr>
-          <w:rFonts w:ascii="Arial" w:hAnsi="Arial" w:cs="Arial"/>
-          <w:lang w:val="en-US"/>
-        </w:rPr>
-        <w:t xml:space="preserve">:  </w:t>
-      </w:r>
-      <w:r>
-        <w:rPr>
-          <w:rFonts w:ascii="Arial" w:hAnsi="Arial" w:cs="Arial"/>
-          <w:noProof/>
-        </w:rPr>
-        <w:t>&lt;&lt;JABATAN_PIHAK_KEDUA&gt;&gt;</w:t>
-      </w:r>
-    </w:p>
-    <w:p>
-      <w:pPr>
-        <w:pStyle w:val="ListParagraph"/>
-        <w:spacing w:after="0" w:line="240" w:lineRule="auto"/>
-        <w:contextualSpacing w:val="0"/>
-        <w:jc w:val="both"/>
-        <w:rPr>
-          <w:rFonts w:ascii="Arial" w:hAnsi="Arial" w:cs="Arial"/>
-          <w:lang w:val="en-US"/>
-        </w:rPr>
-      </w:pPr>
-      <w:r>
-        <w:rPr>
-          <w:rFonts w:ascii="Arial" w:hAnsi="Arial" w:cs="Arial"/>
-          <w:lang w:val="en-US"/>
-        </w:rPr>
-        <w:t xml:space="preserve">Unit </w:t>
-      </w:r>
-      <w:proofErr w:type="spellStart"/>
-      <w:r>
-        <w:rPr>
-          <w:rFonts w:ascii="Arial" w:hAnsi="Arial" w:cs="Arial"/>
-          <w:lang w:val="en-US"/>
-        </w:rPr>
-        <w:t>Kerja</w:t>
-      </w:r>
-      <w:proofErr w:type="spellEnd"/>
-      <w:r>
-        <w:rPr>
-          <w:rFonts w:ascii="Arial" w:hAnsi="Arial" w:cs="Arial"/>
-          <w:lang w:val="en-US"/>
-        </w:rPr>
-        <w:tab/>
-        <w:t xml:space="preserve">:  BPS Kota </w:t>
-      </w:r>
-      <w:proofErr w:type="spellStart"/>
-      <w:r>
-        <w:rPr>
-          <w:rFonts w:ascii="Arial" w:hAnsi="Arial" w:cs="Arial"/>
-          <w:lang w:val="en-US"/>
-        </w:rPr>
-        <w:t>Subulussalam</w:t>
-      </w:r>
-      <w:proofErr w:type="spellEnd"/>
-    </w:p>
-    <w:p>
-      <w:pPr>
-        <w:spacing w:after="0" w:line="240" w:lineRule="auto"/>
-        <w:ind w:left="709"/>
-        <w:jc w:val="both"/>
-        <w:rPr>
-          <w:rFonts w:ascii="Arial" w:hAnsi="Arial" w:cs="Arial"/>
-          <w:lang w:val="en-US"/>
-        </w:rPr>
-      </w:pPr>
-      <w:proofErr w:type="spellStart"/>
-      <w:r>
-        <w:rPr>
-          <w:rFonts w:ascii="Arial" w:hAnsi="Arial" w:cs="Arial"/>
-          <w:lang w:val="en-US"/>
-        </w:rPr>
-        <w:t>bertindak</w:t>
-      </w:r>
-      <w:proofErr w:type="spellEnd"/>
-      <w:r>
-        <w:rPr>
-          <w:rFonts w:ascii="Arial" w:hAnsi="Arial" w:cs="Arial"/>
-          <w:lang w:val="en-US"/>
-        </w:rPr>
-        <w:t xml:space="preserve"> </w:t>
-      </w:r>
-      <w:proofErr w:type="spellStart"/>
-      <w:r>
-        <w:rPr>
-          <w:rFonts w:ascii="Arial" w:hAnsi="Arial" w:cs="Arial"/>
-          <w:lang w:val="en-US"/>
-        </w:rPr>
-        <w:t>untuk</w:t>
-      </w:r>
-      <w:proofErr w:type="spellEnd"/>
-      <w:r>
-        <w:rPr>
-          <w:rFonts w:ascii="Arial" w:hAnsi="Arial" w:cs="Arial"/>
-          <w:lang w:val="en-US"/>
-        </w:rPr>
-        <w:t xml:space="preserve"> dan </w:t>
-      </w:r>
-      <w:proofErr w:type="spellStart"/>
-      <w:r>
-        <w:rPr>
-          <w:rFonts w:ascii="Arial" w:hAnsi="Arial" w:cs="Arial"/>
-          <w:lang w:val="en-US"/>
-        </w:rPr>
-        <w:t>atas</w:t>
-      </w:r>
-      <w:proofErr w:type="spellEnd"/>
-      <w:r>
-        <w:rPr>
-          <w:rFonts w:ascii="Arial" w:hAnsi="Arial" w:cs="Arial"/>
-          <w:lang w:val="en-US"/>
-        </w:rPr>
-        <w:t xml:space="preserve"> </w:t>
-      </w:r>
-      <w:proofErr w:type="spellStart"/>
-      <w:r>
-        <w:rPr>
-          <w:rFonts w:ascii="Arial" w:hAnsi="Arial" w:cs="Arial"/>
-          <w:lang w:val="en-US"/>
-        </w:rPr>
-        <w:t>namanya</w:t>
-      </w:r>
-      <w:proofErr w:type="spellEnd"/>
-      <w:r>
-        <w:rPr>
-          <w:rFonts w:ascii="Arial" w:hAnsi="Arial" w:cs="Arial"/>
-          <w:lang w:val="en-US"/>
-        </w:rPr>
-        <w:t xml:space="preserve"> </w:t>
-      </w:r>
-      <w:proofErr w:type="spellStart"/>
-      <w:r>
-        <w:rPr>
-          <w:rFonts w:ascii="Arial" w:hAnsi="Arial" w:cs="Arial"/>
-          <w:lang w:val="en-US"/>
-        </w:rPr>
-        <w:t>sendiri</w:t>
-      </w:r>
-      <w:proofErr w:type="spellEnd"/>
-      <w:r>
-        <w:rPr>
-          <w:rFonts w:ascii="Arial" w:hAnsi="Arial" w:cs="Arial"/>
-          <w:lang w:val="en-US"/>
-        </w:rPr>
-        <w:t xml:space="preserve">, </w:t>
-      </w:r>
-      <w:proofErr w:type="spellStart"/>
-      <w:r>
-        <w:rPr>
-          <w:rFonts w:ascii="Arial" w:hAnsi="Arial" w:cs="Arial"/>
-          <w:lang w:val="en-US"/>
-        </w:rPr>
-        <w:t>selanjutnya</w:t>
-      </w:r>
-      <w:proofErr w:type="spellEnd"/>
-      <w:r>
-        <w:rPr>
-          <w:rFonts w:ascii="Arial" w:hAnsi="Arial" w:cs="Arial"/>
-          <w:lang w:val="en-US"/>
-        </w:rPr>
-        <w:t xml:space="preserve"> </w:t>
-      </w:r>
-      <w:proofErr w:type="spellStart"/>
-      <w:r>
-        <w:rPr>
-          <w:rFonts w:ascii="Arial" w:hAnsi="Arial" w:cs="Arial"/>
-          <w:lang w:val="en-US"/>
-        </w:rPr>
-        <w:t>disebut</w:t>
-      </w:r>
-      <w:proofErr w:type="spellEnd"/>
-      <w:r>
-        <w:rPr>
-          <w:rFonts w:ascii="Arial" w:hAnsi="Arial" w:cs="Arial"/>
-          <w:lang w:val="en-US"/>
-        </w:rPr>
-        <w:t xml:space="preserve"> </w:t>
-      </w:r>
-      <w:proofErr w:type="spellStart"/>
-      <w:r>
-        <w:rPr>
-          <w:rFonts w:ascii="Arial" w:hAnsi="Arial" w:cs="Arial"/>
-          <w:lang w:val="en-US"/>
-        </w:rPr>
-        <w:t>sebagai</w:t>
-      </w:r>
-      <w:proofErr w:type="spellEnd"/>
-      <w:r>
-        <w:rPr>
-          <w:rFonts w:ascii="Arial" w:hAnsi="Arial" w:cs="Arial"/>
-          <w:lang w:val="en-US"/>
-        </w:rPr>
-        <w:t xml:space="preserve"> PIHAK KEDUA.</w:t>
-      </w:r>
-    </w:p>
-    <w:p>
-      <w:pPr>
-        <w:spacing w:after="0" w:line="240" w:lineRule="auto"/>
-        <w:jc w:val="both"/>
-        <w:rPr>
-          <w:rFonts w:ascii="Arial" w:hAnsi="Arial" w:cs="Arial"/>
-        </w:rPr>
-      </w:pPr>
-    </w:p>
-    <w:p>
-      <w:pPr>
-        <w:spacing w:after="120" w:line="240" w:lineRule="auto"/>
-        <w:ind w:left="360"/>
-        <w:jc w:val="both"/>
-        <w:rPr>
-          <w:rFonts w:ascii="Arial" w:hAnsi="Arial" w:cs="Arial"/>
-        </w:rPr>
-      </w:pPr>
-      <w:r>
-        <w:rPr>
-          <w:rFonts w:ascii="Arial" w:hAnsi="Arial" w:cs="Arial"/>
-        </w:rPr>
-        <w:t xml:space="preserve">Berdasarkan Surat Keputusan Kepala BPS Kota Subulussalam </w:t>
-      </w:r>
-      <w:proofErr w:type="spellStart"/>
-      <w:r>
-        <w:rPr>
-          <w:rFonts w:ascii="Arial" w:hAnsi="Arial" w:cs="Arial"/>
-          <w:lang w:val="en-US"/>
-        </w:rPr>
-        <w:t>Nomor</w:t>
-      </w:r>
-      <w:proofErr w:type="spellEnd"/>
-      <w:r>
-        <w:rPr>
-          <w:rFonts w:ascii="Arial" w:hAnsi="Arial" w:cs="Arial"/>
-          <w:lang w:val="en-US"/>
-        </w:rPr>
-        <w:t xml:space="preserve"> </w:t>
-      </w:r>
-      <w:r>
-        <w:rPr>
-          <w:rFonts w:ascii="Arial" w:hAnsi="Arial" w:cs="Arial"/>
-        </w:rPr>
-        <w:t>&lt;&lt;NOMOR_</w:t>
-      </w:r>
-      <w:r>
-        <w:rPr>
-          <w:rFonts w:ascii="Arial" w:hAnsi="Arial" w:cs="Arial"/>
-        </w:rPr>
-        <w:t>KEPKA</w:t>
-      </w:r>
-      <w:r>
-        <w:rPr>
-          <w:rFonts w:ascii="Arial" w:hAnsi="Arial" w:cs="Arial"/>
-        </w:rPr>
-        <w:t>&gt;&gt; tanggal &lt;&lt;TANGGAL_</w:t>
-      </w:r>
-      <w:r>
-        <w:rPr>
-          <w:rFonts w:ascii="Arial" w:hAnsi="Arial" w:cs="Arial"/>
-        </w:rPr>
-        <w:t>KEPKA</w:t>
-      </w:r>
-      <w:r>
-        <w:rPr>
-          <w:rFonts w:ascii="Arial" w:hAnsi="Arial" w:cs="Arial"/>
-        </w:rPr>
-        <w:t xml:space="preserve">&gt;&gt;, bersama ini PIHAK PERTAMA telah menyerahkan pekerjaan Hasil </w:t>
-      </w:r>
-      <w:r>
-        <w:rPr>
-          <w:rFonts w:ascii="Arial" w:hAnsi="Arial" w:cs="Arial"/>
-          <w:lang w:val="en-US"/>
-        </w:rPr>
-        <w:t xml:space="preserve"> </w:t>
-      </w:r>
-      <w:r>
-        <w:rPr>
-          <w:rFonts w:ascii="Arial" w:hAnsi="Arial" w:cs="Arial"/>
-        </w:rPr>
-        <w:t>kepada PIHAK KEDUA, dengan ketentuan sebagai berikut:</w:t>
-      </w:r>
-    </w:p>
-    <w:p>
-      <w:pPr>
-        <w:pStyle w:val="ListParagraph"/>
-        <w:numPr>
-          <w:ilvl w:val="0"/>
-          <w:numId w:val="1"/>
-        </w:numPr>
-        <w:spacing w:after="120" w:line="240" w:lineRule="auto"/>
-        <w:jc w:val="both"/>
-        <w:rPr>
-          <w:rFonts w:ascii="Arial" w:hAnsi="Arial" w:cs="Arial"/>
-        </w:rPr>
-      </w:pPr>
-      <w:r>
-        <w:rPr>
-          <w:rFonts w:ascii="Arial" w:hAnsi="Arial" w:cs="Arial"/>
-        </w:rPr>
-        <w:t>PIHAK PERTAMA telah melaksanakan pekerjaan</w:t>
-      </w:r>
-      <w:r>
-        <w:rPr>
-          <w:rFonts w:ascii="Arial" w:hAnsi="Arial" w:cs="Arial"/>
-          <w:noProof/>
-        </w:rPr>
-        <w:t xml:space="preserve"> &lt;&lt;URAIAN_PEKERJAAN&gt;&gt;</w:t>
-      </w:r>
-      <w:r>
-        <w:rPr>
-          <w:rFonts w:ascii="Arial" w:hAnsi="Arial" w:cs="Arial"/>
-        </w:rPr>
-        <w:t xml:space="preserve"> berdasarkan Perjanjian Kerja Nomor</w:t>
-      </w:r>
-      <w:r>
-        <w:rPr>
-          <w:rFonts w:ascii="Arial" w:hAnsi="Arial" w:cs="Arial"/>
-          <w:lang w:val="en-US"/>
-        </w:rPr>
-        <w:t xml:space="preserve"> </w:t>
-      </w:r>
-      <w:r>
-        <w:rPr>
-          <w:rFonts w:ascii="Arial" w:hAnsi="Arial" w:cs="Arial"/>
-          <w:noProof/>
-        </w:rPr>
-        <w:t>&lt;&lt;NO_SPK&gt;&gt;</w:t>
-      </w:r>
-      <w:r>
-        <w:rPr>
-          <w:rFonts w:ascii="Arial" w:hAnsi="Arial" w:cs="Arial"/>
-        </w:rPr>
-        <w:t>,  tanggal</w:t>
-      </w:r>
-      <w:r>
-        <w:rPr>
-          <w:rFonts w:ascii="Arial" w:hAnsi="Arial" w:cs="Arial"/>
-          <w:lang w:val="en-US"/>
-        </w:rPr>
-        <w:t xml:space="preserve"> &lt;&lt;TANGGAL&gt;&gt;</w:t>
-      </w:r>
-      <w:r>
-        <w:rPr>
-          <w:rFonts w:ascii="Arial" w:hAnsi="Arial" w:cs="Arial"/>
-        </w:rPr>
-        <w:t>, bulan</w:t>
-      </w:r>
-      <w:r>
-        <w:rPr>
-          <w:rFonts w:ascii="Arial" w:hAnsi="Arial" w:cs="Arial"/>
-          <w:lang w:val="en-US"/>
-        </w:rPr>
-        <w:t xml:space="preserve"> &lt;&lt;BULAN&gt;&gt;</w:t>
-      </w:r>
-      <w:r>
-        <w:rPr>
-          <w:rFonts w:ascii="Arial" w:hAnsi="Arial" w:cs="Arial"/>
-        </w:rPr>
-        <w:t>, &lt;&lt;TAHUN&gt;&gt;;</w:t>
-      </w:r>
-    </w:p>
-    <w:p>
-      <w:pPr>
-        <w:pStyle w:val="ListParagraph"/>
-        <w:numPr>
-          <w:ilvl w:val="0"/>
-          <w:numId w:val="1"/>
-        </w:numPr>
-        <w:spacing w:after="120" w:line="240" w:lineRule="auto"/>
-        <w:jc w:val="both"/>
-        <w:rPr>
-          <w:rFonts w:ascii="Arial" w:hAnsi="Arial" w:cs="Arial"/>
-        </w:rPr>
-      </w:pPr>
-      <w:r>
-        <w:rPr>
-          <w:rFonts w:ascii="Arial" w:hAnsi="Arial" w:cs="Arial"/>
-        </w:rPr>
-        <w:t xml:space="preserve">Berdasarkan angka 1 tersebut di atas, PIHAK PERTAMA menyerahkan hasil pekerjaan </w:t>
-      </w:r>
-      <w:r>
-        <w:rPr>
-          <w:rFonts w:ascii="Arial" w:hAnsi="Arial" w:cs="Arial"/>
-          <w:noProof/>
-        </w:rPr>
-        <w:t>&lt;&lt;URAIAN_PEKERJAAN&gt;&gt;</w:t>
-      </w:r>
-      <w:r>
-        <w:rPr>
-          <w:rFonts w:ascii="Arial" w:hAnsi="Arial" w:cs="Arial"/>
-          <w:lang w:val="en-US"/>
-        </w:rPr>
-        <w:t xml:space="preserve"> </w:t>
-      </w:r>
-      <w:r>
-        <w:rPr>
-          <w:rFonts w:ascii="Arial" w:hAnsi="Arial" w:cs="Arial"/>
-        </w:rPr>
-        <w:t>kepada PIHAK KEDUA, dan PIHAK KEDUA menerima hasil pekerjaan tersebut yang telah sesuai dengan seharusnya;</w:t>
-      </w:r>
-    </w:p>
-    <w:p>
-      <w:pPr>
-        <w:pStyle w:val="ListParagraph"/>
-        <w:numPr>
-          <w:ilvl w:val="0"/>
-          <w:numId w:val="1"/>
-        </w:numPr>
-        <w:spacing w:after="120" w:line="240" w:lineRule="auto"/>
-        <w:jc w:val="both"/>
-        <w:rPr>
-          <w:rFonts w:ascii="Arial" w:hAnsi="Arial" w:cs="Arial"/>
-        </w:rPr>
-      </w:pPr>
-      <w:r>
-        <w:rPr>
-          <w:rFonts w:ascii="Arial" w:hAnsi="Arial" w:cs="Arial"/>
-        </w:rPr>
-        <w:t xml:space="preserve">Hasil pekerjaan PIHAK </w:t>
-      </w:r>
-      <w:r>
-        <w:rPr>
-          <w:rFonts w:ascii="Arial" w:hAnsi="Arial" w:cs="Arial"/>
-          <w:lang w:val="en-US"/>
-        </w:rPr>
-        <w:t>PERTAMA</w:t>
-      </w:r>
-      <w:r>
-        <w:rPr>
-          <w:rFonts w:ascii="Arial" w:hAnsi="Arial" w:cs="Arial"/>
-        </w:rPr>
-        <w:t xml:space="preserve"> telah sesuai dengan jumlah dan spesifikasi teknis/kualitas yang ditetapkan dalam </w:t>
-      </w:r>
-      <w:r>
-        <w:rPr>
-          <w:rFonts w:ascii="Arial" w:hAnsi="Arial" w:cs="Arial"/>
-          <w:lang w:val="en-US"/>
-        </w:rPr>
-        <w:t>SK</w:t>
-      </w:r>
-      <w:r>
-        <w:rPr>
-          <w:rFonts w:ascii="Arial" w:hAnsi="Arial" w:cs="Arial"/>
-        </w:rPr>
-        <w:t>.</w:t>
-      </w:r>
-    </w:p>
-    <w:p>
-      <w:pPr>
-        <w:pStyle w:val="ListParagraph"/>
-        <w:numPr>
-          <w:ilvl w:val="0"/>
-          <w:numId w:val="1"/>
-        </w:numPr>
-        <w:spacing w:after="120" w:line="240" w:lineRule="auto"/>
-        <w:contextualSpacing w:val="0"/>
-        <w:jc w:val="both"/>
-        <w:rPr>
-          <w:rFonts w:ascii="Arial" w:hAnsi="Arial" w:cs="Arial"/>
-        </w:rPr>
-      </w:pPr>
-      <w:r>
-        <w:rPr>
-          <w:rFonts w:ascii="Arial" w:hAnsi="Arial" w:cs="Arial"/>
-        </w:rPr>
-        <w:t>Pelaksanaan penyerahan hasil pekerjaan tersebut di atas dilaksanakan secara langsung di BPS Kota Subulussalam, Jl. Lae Oram Kompleks Perkantoran Walikota Subulussalam.</w:t>
-      </w:r>
-    </w:p>
-    <w:p>
-      <w:pPr>
-        <w:spacing w:after="0" w:line="240" w:lineRule="auto"/>
-        <w:ind w:left="284"/>
-        <w:jc w:val="both"/>
-        <w:rPr>
-          <w:rFonts w:ascii="Arial" w:hAnsi="Arial" w:cs="Arial"/>
-        </w:rPr>
-      </w:pPr>
-    </w:p>
-    <w:p>
-      <w:pPr>
-        <w:spacing w:after="0" w:line="240" w:lineRule="auto"/>
-        <w:ind w:left="284"/>
-        <w:jc w:val="both"/>
-        <w:rPr>
-          <w:rFonts w:ascii="Arial" w:hAnsi="Arial" w:cs="Arial"/>
-        </w:rPr>
-      </w:pPr>
-      <w:r>
-        <w:rPr>
-          <w:rFonts w:ascii="Arial" w:hAnsi="Arial" w:cs="Arial"/>
-        </w:rPr>
-        <w:t>Demikian Berita Acara ini dibuat untuk dipergunakan sebagaimana mestinya.</w:t>
-      </w:r>
-    </w:p>
-    <w:p>
-      <w:pPr>
-        <w:spacing w:after="0" w:line="240" w:lineRule="auto"/>
-        <w:jc w:val="both"/>
-        <w:rPr>
-          <w:rFonts w:ascii="Arial" w:hAnsi="Arial" w:cs="Arial"/>
-        </w:rPr>
-      </w:pPr>
-    </w:p>
-    <w:p>
-      <w:pPr>
-        <w:spacing w:after="0" w:line="240" w:lineRule="auto"/>
-        <w:jc w:val="both"/>
-        <w:rPr>
-          <w:rFonts w:ascii="Arial" w:hAnsi="Arial" w:cs="Arial"/>
-        </w:rPr>
-      </w:pPr>
-    </w:p>
+    <!-- PIHAK PERTAMA TABLE -->
     <w:tbl>
       <w:tblPr>
-        <w:tblStyle w:val="TableGrid"/>
-        <w:tblW w:w="8790" w:type="dxa"/>
-        <w:jc w:val="center"/>
-        <w:tblLook w:val="04A0" w:firstRow="1" w:lastRow="0" w:firstColumn="1" w:lastColumn="0" w:noHBand="0" w:noVBand="1"/>
+        <w:tblW w:w="9200" w:type="dxa"/>
+        <w:tblInd w:w="720" w:type="dxa"/>
+        <w:tblBorders>
+          <w:top w:val="none"/>
+          <w:left w:val="none"/>
+          <w:bottom w:val="none"/>
+          <w:right w:val="none"/>
+          <w:insideH w:val="none"/>
+          <w:insideV w:val="none"/>
+        </w:tblBorders>
       </w:tblPr>
-      <w:tblGrid>
-        <w:gridCol w:w="4536"/>
-        <w:gridCol w:w="4254"/>
-      </w:tblGrid>
       <w:tr>
         <w:trPr>
-          <w:trHeight w:val="1291"/>
-          <w:jc w:val="center"/>
+          <w:cantSplit/>
+          <w:trHeight w:val="260"/>
         </w:trPr>
         <w:tc>
           <w:tcPr>
-            <w:tcW w:w="4536" w:type="dxa"/>
-            <w:tcBorders>
-              <w:top w:val="nil"/>
-              <w:left w:val="nil"/>
-              <w:bottom w:val="nil"/>
-              <w:right w:val="nil"/>
-            </w:tcBorders>
+            <w:tcW w:w="2200" w:type="dxa"/>
+            <w:tcMar>
+              <w:top w:w="40"/>
+              <w:bottom w:w="40"/>
+              <w:left w:w="0"/>
+              <w:right w:w="60"/>
+            </w:tcMar>
           </w:tcPr>
           <w:p>
             <w:pPr>
-              <w:jc w:val="center"/>
+              <w:spacing w:after="0" w:line="240" w:lineRule="auto"/>
+              <w:jc w:val="left"/>
+            </w:pPr>
+            <w:r>
               <w:rPr>
-                <w:rFonts w:ascii="Arial" w:hAnsi="Arial" w:cs="Arial"/>
+                <w:rFonts w:ascii="Bookman Old Style" w:hAnsi="Bookman Old Style"/>
+                <w:sz w:val="24"/>
+                <w:szCs w:val="24"/>
               </w:rPr>
-            </w:pPr>
-            <w:r>
-              <w:rPr>
-                <w:rFonts w:ascii="Arial" w:hAnsi="Arial" w:cs="Arial"/>
-              </w:rPr>
-              <w:t>PIHAK KEDUA,</w:t>
-            </w:r>
-          </w:p>
-          <w:p>
-            <w:pPr>
-              <w:jc w:val="center"/>
-              <w:rPr>
-                <w:rFonts w:ascii="Arial" w:hAnsi="Arial" w:cs="Arial"/>
-              </w:rPr>
-            </w:pPr>
-          </w:p>
-          <w:p>
-            <w:pPr>
-              <w:jc w:val="center"/>
-              <w:rPr>
-                <w:rFonts w:ascii="Arial" w:hAnsi="Arial" w:cs="Arial"/>
-              </w:rPr>
-            </w:pPr>
-          </w:p>
-          <w:p>
-            <w:pPr>
-              <w:jc w:val="center"/>
-              <w:rPr>
-                <w:rFonts w:ascii="Arial" w:hAnsi="Arial" w:cs="Arial"/>
-              </w:rPr>
-            </w:pPr>
-          </w:p>
-          <w:p>
-            <w:pPr>
-              <w:jc w:val="center"/>
-              <w:rPr>
-                <w:rFonts w:ascii="Arial" w:hAnsi="Arial" w:cs="Arial"/>
-              </w:rPr>
-            </w:pPr>
-          </w:p>
-          <w:p>
-            <w:pPr>
-              <w:jc w:val="center"/>
-              <w:rPr>
-                <w:rFonts w:ascii="Arial" w:hAnsi="Arial" w:cs="Arial"/>
-                <w:u w:val="single"/>
-              </w:rPr>
-            </w:pPr>
-            <w:r>
-              <w:rPr>
-                <w:rFonts w:ascii="Arial" w:hAnsi="Arial" w:cs="Arial"/>
-                <w:u w:val="single"/>
-              </w:rPr>
-              <w:t>(&lt;&lt;NAMA_PIHAK_</w:t>
-            </w:r>
-            <w:r>
-              <w:rPr>
-                <w:rFonts w:ascii="Arial" w:hAnsi="Arial" w:cs="Arial"/>
-                <w:u w:val="single"/>
-              </w:rPr>
-              <w:t>KEDUA</w:t>
-            </w:r>
-            <w:r>
-              <w:rPr>
-                <w:rFonts w:ascii="Arial" w:hAnsi="Arial" w:cs="Arial"/>
-                <w:u w:val="single"/>
-              </w:rPr>
-              <w:t>&gt;&gt;)</w:t>
-            </w:r>
-          </w:p>
-          <w:p>
-            <w:pPr>
-              <w:jc w:val="center"/>
-              <w:rPr>
-                <w:rFonts w:ascii="Arial" w:hAnsi="Arial" w:cs="Arial"/>
-                <w:lang w:val="en-US"/>
-              </w:rPr>
-            </w:pPr>
+              <w:t>Nama</w:t>
+            </w:r>
           </w:p>
         </w:tc>
         <w:tc>
           <w:tcPr>
-            <w:tcW w:w="4254" w:type="dxa"/>
-            <w:tcBorders>
-              <w:top w:val="nil"/>
-              <w:left w:val="nil"/>
-              <w:bottom w:val="nil"/>
-              <w:right w:val="nil"/>
-            </w:tcBorders>
+            <w:tcW w:w="300" w:type="dxa"/>
+            <w:tcMar>
+              <w:top w:w="40"/>
+              <w:bottom w:w="40"/>
+              <w:left w:w="0"/>
+              <w:right w:w="60"/>
+            </w:tcMar>
           </w:tcPr>
           <w:p>
             <w:pPr>
+              <w:spacing w:after="0" w:line="240" w:lineRule="auto"/>
               <w:jc w:val="center"/>
+            </w:pPr>
+            <w:r>
               <w:rPr>
-                <w:rFonts w:ascii="Arial" w:hAnsi="Arial" w:cs="Arial"/>
+                <w:rFonts w:ascii="Bookman Old Style" w:hAnsi="Bookman Old Style"/>
+                <w:sz w:val="24"/>
+                <w:szCs w:val="24"/>
               </w:rPr>
+              <w:t>:</w:t>
+            </w:r>
+          </w:p>
+        </w:tc>
+        <w:tc>
+          <w:tcPr>
+            <w:tcW w:w="6700" w:type="dxa"/>
+            <w:tcMar>
+              <w:top w:w="40"/>
+              <w:bottom w:w="40"/>
+              <w:left w:w="60"/>
+              <w:right w:w="0"/>
+            </w:tcMar>
+          </w:tcPr>
+          <w:p>
+            <w:pPr>
+              <w:spacing w:after="0" w:line="240" w:lineRule="auto"/>
+              <w:jc w:val="both"/>
             </w:pPr>
             <w:r>
               <w:rPr>
-                <w:rFonts w:ascii="Arial" w:hAnsi="Arial" w:cs="Arial"/>
+                <w:rFonts w:ascii="Bookman Old Style" w:hAnsi="Bookman Old Style"/>
+                <w:b/>
+                <w:bCs/>
+                <w:sz w:val="24"/>
+                <w:szCs w:val="24"/>
               </w:rPr>
-              <w:t>PIHAK PERTAMA,</w:t>
-            </w:r>
-          </w:p>
-          <w:p>
-            <w:pPr>
+              <w:t xml:space="preserve">&lt;&lt;NAMA_PIHAK_PERTAMA&gt;&gt;</w:t>
+            </w:r>
+          </w:p>
+        </w:tc>
+      </w:tr>
+      <w:tr>
+        <w:trPr>
+          <w:cantSplit/>
+          <w:trHeight w:val="260"/>
+        </w:trPr>
+        <w:tc>
+          <w:tcPr>
+            <w:tcW w:w="2200" w:type="dxa"/>
+            <w:tcMar>
+              <w:top w:w="40"/>
+              <w:bottom w:w="40"/>
+              <w:left w:w="0"/>
+              <w:right w:w="60"/>
+            </w:tcMar>
+          </w:tcPr>
+          <w:p>
+            <w:pPr>
+              <w:spacing w:after="0" w:line="240" w:lineRule="auto"/>
+              <w:jc w:val="left"/>
+            </w:pPr>
+            <w:r>
+              <w:rPr>
+                <w:rFonts w:ascii="Bookman Old Style" w:hAnsi="Bookman Old Style"/>
+                <w:sz w:val="24"/>
+                <w:szCs w:val="24"/>
+              </w:rPr>
+              <w:t>NIK</w:t>
+            </w:r>
+          </w:p>
+        </w:tc>
+        <w:tc>
+          <w:tcPr>
+            <w:tcW w:w="300" w:type="dxa"/>
+            <w:tcMar>
+              <w:top w:w="40"/>
+              <w:bottom w:w="40"/>
+              <w:left w:w="0"/>
+              <w:right w:w="60"/>
+            </w:tcMar>
+          </w:tcPr>
+          <w:p>
+            <w:pPr>
+              <w:spacing w:after="0" w:line="240" w:lineRule="auto"/>
               <w:jc w:val="center"/>
+            </w:pPr>
+            <w:r>
               <w:rPr>
-                <w:rFonts w:ascii="Arial" w:hAnsi="Arial" w:cs="Arial"/>
+                <w:rFonts w:ascii="Bookman Old Style" w:hAnsi="Bookman Old Style"/>
+                <w:sz w:val="24"/>
+                <w:szCs w:val="24"/>
               </w:rPr>
-            </w:pPr>
-          </w:p>
-          <w:p>
-            <w:pPr>
+              <w:t>:</w:t>
+            </w:r>
+          </w:p>
+        </w:tc>
+        <w:tc>
+          <w:tcPr>
+            <w:tcW w:w="6700" w:type="dxa"/>
+            <w:tcMar>
+              <w:top w:w="40"/>
+              <w:bottom w:w="40"/>
+              <w:left w:w="60"/>
+              <w:right w:w="0"/>
+            </w:tcMar>
+          </w:tcPr>
+          <w:p>
+            <w:pPr>
+              <w:spacing w:after="0" w:line="240" w:lineRule="auto"/>
+              <w:jc w:val="both"/>
+            </w:pPr>
+            <w:r>
+              <w:rPr>
+                <w:rFonts w:ascii="Bookman Old Style" w:hAnsi="Bookman Old Style"/>
+                <w:sz w:val="24"/>
+                <w:szCs w:val="24"/>
+              </w:rPr>
+              <w:t xml:space="preserve">&lt;&lt;NIK_PIHAK_PERTAMA&gt;&gt;</w:t>
+            </w:r>
+          </w:p>
+        </w:tc>
+      </w:tr>
+      <w:tr>
+        <w:trPr>
+          <w:cantSplit/>
+          <w:trHeight w:val="260"/>
+        </w:trPr>
+        <w:tc>
+          <w:tcPr>
+            <w:tcW w:w="2200" w:type="dxa"/>
+            <w:tcMar>
+              <w:top w:w="40"/>
+              <w:bottom w:w="40"/>
+              <w:left w:w="0"/>
+              <w:right w:w="60"/>
+            </w:tcMar>
+          </w:tcPr>
+          <w:p>
+            <w:pPr>
+              <w:spacing w:after="0" w:line="240" w:lineRule="auto"/>
+              <w:jc w:val="left"/>
+            </w:pPr>
+            <w:r>
+              <w:rPr>
+                <w:rFonts w:ascii="Bookman Old Style" w:hAnsi="Bookman Old Style"/>
+                <w:sz w:val="24"/>
+                <w:szCs w:val="24"/>
+              </w:rPr>
+              <w:t>Jabatan</w:t>
+            </w:r>
+          </w:p>
+        </w:tc>
+        <w:tc>
+          <w:tcPr>
+            <w:tcW w:w="300" w:type="dxa"/>
+            <w:tcMar>
+              <w:top w:w="40"/>
+              <w:bottom w:w="40"/>
+              <w:left w:w="0"/>
+              <w:right w:w="60"/>
+            </w:tcMar>
+          </w:tcPr>
+          <w:p>
+            <w:pPr>
+              <w:spacing w:after="0" w:line="240" w:lineRule="auto"/>
               <w:jc w:val="center"/>
+            </w:pPr>
+            <w:r>
               <w:rPr>
-                <w:rFonts w:ascii="Arial" w:hAnsi="Arial" w:cs="Arial"/>
+                <w:rFonts w:ascii="Bookman Old Style" w:hAnsi="Bookman Old Style"/>
+                <w:sz w:val="24"/>
+                <w:szCs w:val="24"/>
               </w:rPr>
-            </w:pPr>
-          </w:p>
-          <w:p>
-            <w:pPr>
+              <w:t>:</w:t>
+            </w:r>
+          </w:p>
+        </w:tc>
+        <w:tc>
+          <w:tcPr>
+            <w:tcW w:w="6700" w:type="dxa"/>
+            <w:tcMar>
+              <w:top w:w="40"/>
+              <w:bottom w:w="40"/>
+              <w:left w:w="60"/>
+              <w:right w:w="0"/>
+            </w:tcMar>
+          </w:tcPr>
+          <w:p>
+            <w:pPr>
+              <w:spacing w:after="0" w:line="240" w:lineRule="auto"/>
+              <w:jc w:val="both"/>
+            </w:pPr>
+            <w:r>
+              <w:rPr>
+                <w:rFonts w:ascii="Bookman Old Style" w:hAnsi="Bookman Old Style"/>
+                <w:sz w:val="24"/>
+                <w:szCs w:val="24"/>
+              </w:rPr>
+              <w:t xml:space="preserve">&lt;&lt;JABATAN_PIHAK_PERTAMA&gt;&gt;</w:t>
+            </w:r>
+          </w:p>
+        </w:tc>
+      </w:tr>
+      <w:tr>
+        <w:trPr>
+          <w:cantSplit/>
+          <w:trHeight w:val="260"/>
+        </w:trPr>
+        <w:tc>
+          <w:tcPr>
+            <w:tcW w:w="2200" w:type="dxa"/>
+            <w:tcMar>
+              <w:top w:w="40"/>
+              <w:bottom w:w="40"/>
+              <w:left w:w="0"/>
+              <w:right w:w="60"/>
+            </w:tcMar>
+          </w:tcPr>
+          <w:p>
+            <w:pPr>
+              <w:spacing w:after="0" w:line="240" w:lineRule="auto"/>
+              <w:jc w:val="left"/>
+            </w:pPr>
+            <w:r>
+              <w:rPr>
+                <w:rFonts w:ascii="Bookman Old Style" w:hAnsi="Bookman Old Style"/>
+                <w:sz w:val="24"/>
+                <w:szCs w:val="24"/>
+              </w:rPr>
+              <w:t>Tugas</w:t>
+            </w:r>
+          </w:p>
+        </w:tc>
+        <w:tc>
+          <w:tcPr>
+            <w:tcW w:w="300" w:type="dxa"/>
+            <w:tcMar>
+              <w:top w:w="40"/>
+              <w:bottom w:w="40"/>
+              <w:left w:w="0"/>
+              <w:right w:w="60"/>
+            </w:tcMar>
+          </w:tcPr>
+          <w:p>
+            <w:pPr>
+              <w:spacing w:after="0" w:line="240" w:lineRule="auto"/>
               <w:jc w:val="center"/>
+            </w:pPr>
+            <w:r>
               <w:rPr>
-                <w:rFonts w:ascii="Arial" w:hAnsi="Arial" w:cs="Arial"/>
+                <w:rFonts w:ascii="Bookman Old Style" w:hAnsi="Bookman Old Style"/>
+                <w:sz w:val="24"/>
+                <w:szCs w:val="24"/>
               </w:rPr>
-            </w:pPr>
-          </w:p>
-          <w:p>
-            <w:pPr>
-              <w:jc w:val="center"/>
+              <w:t>:</w:t>
+            </w:r>
+          </w:p>
+        </w:tc>
+        <w:tc>
+          <w:tcPr>
+            <w:tcW w:w="6700" w:type="dxa"/>
+            <w:tcMar>
+              <w:top w:w="40"/>
+              <w:bottom w:w="40"/>
+              <w:left w:w="60"/>
+              <w:right w:w="0"/>
+            </w:tcMar>
+          </w:tcPr>
+          <w:p>
+            <w:pPr>
+              <w:spacing w:after="0" w:line="240" w:lineRule="auto"/>
+              <w:jc w:val="both"/>
+            </w:pPr>
+            <w:r>
               <w:rPr>
-                <w:rFonts w:ascii="Arial" w:hAnsi="Arial" w:cs="Arial"/>
+                <w:rFonts w:ascii="Bookman Old Style" w:hAnsi="Bookman Old Style"/>
+                <w:sz w:val="24"/>
+                <w:szCs w:val="24"/>
               </w:rPr>
-            </w:pPr>
-          </w:p>
-          <w:p>
-            <w:pPr>
-              <w:jc w:val="center"/>
-              <w:rPr>
-                <w:rFonts w:ascii="Arial" w:hAnsi="Arial" w:cs="Arial"/>
-                <w:u w:val="single"/>
-              </w:rPr>
-            </w:pPr>
-            <w:r>
-              <w:rPr>
-                <w:rFonts w:ascii="Arial" w:hAnsi="Arial" w:cs="Arial"/>
-                <w:u w:val="single"/>
-              </w:rPr>
-              <w:t>(&lt;&lt;NAMA_PIHAK_PERTAMA&gt;&gt;)</w:t>
+              <w:t xml:space="preserve">&lt;&lt;URAIAN_PEKERJAAN&gt;&gt;</w:t>
             </w:r>
           </w:p>
         </w:tc>
       </w:tr>
     </w:tbl>
+    <!-- KETERANGAN PIHAK PERTAMA -->
     <w:p>
       <w:pPr>
-        <w:rPr>
-          <w:rFonts w:ascii="Arial" w:hAnsi="Arial" w:cs="Arial"/>
-        </w:rPr>
-      </w:pPr>
+        <w:spacing w:after="120" w:line="240" w:lineRule="auto"/>
+        <w:jc w:val="both"/>
+        <w:rPr>
+          <w:rFonts w:ascii="Bookman Old Style" w:hAnsi="Bookman Old Style"/>
+          <w:sz w:val="24"/>
+          <w:szCs w:val="24"/>
+        </w:rPr>
+      </w:pPr>
+      <w:r>
+        <w:rPr>
+          <w:rFonts w:ascii="Bookman Old Style" w:hAnsi="Bookman Old Style" w:cs="Times New Roman"/>
+          <w:sz w:val="24"/>
+          <w:szCs w:val="24"/>
+        </w:rPr>
+        <w:t xml:space="preserve">bertindak untuk dan atas namanya sendiri, selanjutnya disebut sebagai </w:t>
+      </w:r>
+      <w:r>
+        <w:rPr>
+          <w:rFonts w:ascii="Bookman Old Style" w:hAnsi="Bookman Old Style" w:cs="Times New Roman"/>
+          <w:b/>
+          <w:bCs/>
+          <w:sz w:val="24"/>
+          <w:szCs w:val="24"/>
+        </w:rPr>
+        <w:t xml:space="preserve">PIHAK PERTAMA</w:t>
+      </w:r>
+      <w:r>
+        <w:rPr>
+          <w:rFonts w:ascii="Bookman Old Style" w:hAnsi="Bookman Old Style" w:cs="Times New Roman"/>
+          <w:sz w:val="24"/>
+          <w:szCs w:val="24"/>
+        </w:rPr>
+        <w:t xml:space="preserve">.</w:t>
+      </w:r>
     </w:p>
+    <!-- PIHAK KEDUA TABLE -->
+    <w:tbl>
+      <w:tblPr>
+        <w:tblW w:w="9200" w:type="dxa"/>
+        <w:tblInd w:w="720" w:type="dxa"/>
+        <w:tblBorders>
+          <w:top w:val="none"/>
+          <w:left w:val="none"/>
+          <w:bottom w:val="none"/>
+          <w:right w:val="none"/>
+          <w:insideH w:val="none"/>
+          <w:insideV w:val="none"/>
+        </w:tblBorders>
+      </w:tblPr>
+      <w:tr>
+        <w:trPr>
+          <w:cantSplit/>
+          <w:trHeight w:val="260"/>
+        </w:trPr>
+        <w:tc>
+          <w:tcPr>
+            <w:tcW w:w="2200" w:type="dxa"/>
+            <w:tcMar>
+              <w:top w:w="40"/>
+              <w:bottom w:w="40"/>
+              <w:left w:w="0"/>
+              <w:right w:w="60"/>
+            </w:tcMar>
+          </w:tcPr>
+          <w:p>
+            <w:pPr>
+              <w:spacing w:after="0" w:line="240" w:lineRule="auto"/>
+              <w:jc w:val="left"/>
+            </w:pPr>
+            <w:r>
+              <w:rPr>
+                <w:rFonts w:ascii="Bookman Old Style" w:hAnsi="Bookman Old Style"/>
+                <w:sz w:val="24"/>
+                <w:szCs w:val="24"/>
+              </w:rPr>
+              <w:t>Nama</w:t>
+            </w:r>
+          </w:p>
+        </w:tc>
+        <w:tc>
+          <w:tcPr>
+            <w:tcW w:w="300" w:type="dxa"/>
+            <w:tcMar>
+              <w:top w:w="40"/>
+              <w:bottom w:w="40"/>
+              <w:left w:w="0"/>
+              <w:right w:w="60"/>
+            </w:tcMar>
+          </w:tcPr>
+          <w:p>
+            <w:pPr>
+              <w:spacing w:after="0" w:line="240" w:lineRule="auto"/>
+              <w:jc w:val="center"/>
+            </w:pPr>
+            <w:r>
+              <w:rPr>
+                <w:rFonts w:ascii="Bookman Old Style" w:hAnsi="Bookman Old Style"/>
+                <w:sz w:val="24"/>
+                <w:szCs w:val="24"/>
+              </w:rPr>
+              <w:t>:</w:t>
+            </w:r>
+          </w:p>
+        </w:tc>
+        <w:tc>
+          <w:tcPr>
+            <w:tcW w:w="6700" w:type="dxa"/>
+            <w:tcMar>
+              <w:top w:w="40"/>
+              <w:bottom w:w="40"/>
+              <w:left w:w="60"/>
+              <w:right w:w="0"/>
+            </w:tcMar>
+          </w:tcPr>
+          <w:p>
+            <w:pPr>
+              <w:spacing w:after="0" w:line="240" w:lineRule="auto"/>
+              <w:jc w:val="both"/>
+            </w:pPr>
+            <w:r>
+              <w:rPr>
+                <w:rFonts w:ascii="Bookman Old Style" w:hAnsi="Bookman Old Style"/>
+                <w:b/>
+                <w:bCs/>
+                <w:sz w:val="24"/>
+                <w:szCs w:val="24"/>
+              </w:rPr>
+              <w:t xml:space="preserve">&lt;&lt;NAMA_PIHAK_KEDUA&gt;&gt;</w:t>
+            </w:r>
+          </w:p>
+        </w:tc>
+      </w:tr>
+      <w:tr>
+        <w:trPr>
+          <w:cantSplit/>
+          <w:trHeight w:val="260"/>
+        </w:trPr>
+        <w:tc>
+          <w:tcPr>
+            <w:tcW w:w="2200" w:type="dxa"/>
+            <w:tcMar>
+              <w:top w:w="40"/>
+              <w:bottom w:w="40"/>
+              <w:left w:w="0"/>
+              <w:right w:w="60"/>
+            </w:tcMar>
+          </w:tcPr>
+          <w:p>
+            <w:pPr>
+              <w:spacing w:after="0" w:line="240" w:lineRule="auto"/>
+              <w:jc w:val="left"/>
+            </w:pPr>
+            <w:r>
+              <w:rPr>
+                <w:rFonts w:ascii="Bookman Old Style" w:hAnsi="Bookman Old Style"/>
+                <w:sz w:val="24"/>
+                <w:szCs w:val="24"/>
+              </w:rPr>
+              <w:t>NIK</w:t>
+            </w:r>
+          </w:p>
+        </w:tc>
+        <w:tc>
+          <w:tcPr>
+            <w:tcW w:w="300" w:type="dxa"/>
+            <w:tcMar>
+              <w:top w:w="40"/>
+              <w:bottom w:w="40"/>
+              <w:left w:w="0"/>
+              <w:right w:w="60"/>
+            </w:tcMar>
+          </w:tcPr>
+          <w:p>
+            <w:pPr>
+              <w:spacing w:after="0" w:line="240" w:lineRule="auto"/>
+              <w:jc w:val="center"/>
+            </w:pPr>
+            <w:r>
+              <w:rPr>
+                <w:rFonts w:ascii="Bookman Old Style" w:hAnsi="Bookman Old Style"/>
+                <w:sz w:val="24"/>
+                <w:szCs w:val="24"/>
+              </w:rPr>
+              <w:t>:</w:t>
+            </w:r>
+          </w:p>
+        </w:tc>
+        <w:tc>
+          <w:tcPr>
+            <w:tcW w:w="6700" w:type="dxa"/>
+            <w:tcMar>
+              <w:top w:w="40"/>
+              <w:bottom w:w="40"/>
+              <w:left w:w="60"/>
+              <w:right w:w="0"/>
+            </w:tcMar>
+          </w:tcPr>
+          <w:p>
+            <w:pPr>
+              <w:spacing w:after="0" w:line="240" w:lineRule="auto"/>
+              <w:jc w:val="both"/>
+            </w:pPr>
+            <w:r>
+              <w:rPr>
+                <w:rFonts w:ascii="Bookman Old Style" w:hAnsi="Bookman Old Style"/>
+                <w:sz w:val="24"/>
+                <w:szCs w:val="24"/>
+              </w:rPr>
+              <w:t xml:space="preserve">&lt;&lt;NIK_PIHAK_KEDUA&gt;&gt;</w:t>
+            </w:r>
+          </w:p>
+        </w:tc>
+      </w:tr>
+      <w:tr>
+        <w:trPr>
+          <w:cantSplit/>
+          <w:trHeight w:val="260"/>
+        </w:trPr>
+        <w:tc>
+          <w:tcPr>
+            <w:tcW w:w="2200" w:type="dxa"/>
+            <w:tcMar>
+              <w:top w:w="40"/>
+              <w:bottom w:w="40"/>
+              <w:left w:w="0"/>
+              <w:right w:w="60"/>
+            </w:tcMar>
+          </w:tcPr>
+          <w:p>
+            <w:pPr>
+              <w:spacing w:after="0" w:line="240" w:lineRule="auto"/>
+              <w:jc w:val="left"/>
+            </w:pPr>
+            <w:r>
+              <w:rPr>
+                <w:rFonts w:ascii="Bookman Old Style" w:hAnsi="Bookman Old Style"/>
+                <w:sz w:val="24"/>
+                <w:szCs w:val="24"/>
+              </w:rPr>
+              <w:t>Jabatan</w:t>
+            </w:r>
+          </w:p>
+        </w:tc>
+        <w:tc>
+          <w:tcPr>
+            <w:tcW w:w="300" w:type="dxa"/>
+            <w:tcMar>
+              <w:top w:w="40"/>
+              <w:bottom w:w="40"/>
+              <w:left w:w="0"/>
+              <w:right w:w="60"/>
+            </w:tcMar>
+          </w:tcPr>
+          <w:p>
+            <w:pPr>
+              <w:spacing w:after="0" w:line="240" w:lineRule="auto"/>
+              <w:jc w:val="center"/>
+            </w:pPr>
+            <w:r>
+              <w:rPr>
+                <w:rFonts w:ascii="Bookman Old Style" w:hAnsi="Bookman Old Style"/>
+                <w:sz w:val="24"/>
+                <w:szCs w:val="24"/>
+              </w:rPr>
+              <w:t>:</w:t>
+            </w:r>
+          </w:p>
+        </w:tc>
+        <w:tc>
+          <w:tcPr>
+            <w:tcW w:w="6700" w:type="dxa"/>
+            <w:tcMar>
+              <w:top w:w="40"/>
+              <w:bottom w:w="40"/>
+              <w:left w:w="60"/>
+              <w:right w:w="0"/>
+            </w:tcMar>
+          </w:tcPr>
+          <w:p>
+            <w:pPr>
+              <w:spacing w:after="0" w:line="240" w:lineRule="auto"/>
+              <w:jc w:val="both"/>
+            </w:pPr>
+            <w:r>
+              <w:rPr>
+                <w:rFonts w:ascii="Bookman Old Style" w:hAnsi="Bookman Old Style"/>
+                <w:sz w:val="24"/>
+                <w:szCs w:val="24"/>
+              </w:rPr>
+              <w:t xml:space="preserve">&lt;&lt;JABATAN_PIHAK_KEDUA&gt;&gt;</w:t>
+            </w:r>
+          </w:p>
+        </w:tc>
+      </w:tr>
+      <w:tr>
+        <w:trPr>
+          <w:cantSplit/>
+          <w:trHeight w:val="260"/>
+        </w:trPr>
+        <w:tc>
+          <w:tcPr>
+            <w:tcW w:w="2200" w:type="dxa"/>
+            <w:tcMar>
+              <w:top w:w="40"/>
+              <w:bottom w:w="40"/>
+              <w:left w:w="0"/>
+              <w:right w:w="60"/>
+            </w:tcMar>
+          </w:tcPr>
+          <w:p>
+            <w:pPr>
+              <w:spacing w:after="0" w:line="240" w:lineRule="auto"/>
+              <w:jc w:val="left"/>
+            </w:pPr>
+            <w:r>
+              <w:rPr>
+                <w:rFonts w:ascii="Bookman Old Style" w:hAnsi="Bookman Old Style"/>
+                <w:sz w:val="24"/>
+                <w:szCs w:val="24"/>
+              </w:rPr>
+              <w:t>Unit Kerja</w:t>
+            </w:r>
+          </w:p>
+        </w:tc>
+        <w:tc>
+          <w:tcPr>
+            <w:tcW w:w="300" w:type="dxa"/>
+            <w:tcMar>
+              <w:top w:w="40"/>
+              <w:bottom w:w="40"/>
+              <w:left w:w="0"/>
+              <w:right w:w="60"/>
+            </w:tcMar>
+          </w:tcPr>
+          <w:p>
+            <w:pPr>
+              <w:spacing w:after="0" w:line="240" w:lineRule="auto"/>
+              <w:jc w:val="center"/>
+            </w:pPr>
+            <w:r>
+              <w:rPr>
+                <w:rFonts w:ascii="Bookman Old Style" w:hAnsi="Bookman Old Style"/>
+                <w:sz w:val="24"/>
+                <w:szCs w:val="24"/>
+              </w:rPr>
+              <w:t>:</w:t>
+            </w:r>
+          </w:p>
+        </w:tc>
+        <w:tc>
+          <w:tcPr>
+            <w:tcW w:w="6700" w:type="dxa"/>
+            <w:tcMar>
+              <w:top w:w="40"/>
+              <w:bottom w:w="40"/>
+              <w:left w:w="60"/>
+              <w:right w:w="0"/>
+            </w:tcMar>
+          </w:tcPr>
+          <w:p>
+            <w:pPr>
+              <w:spacing w:after="0" w:line="240" w:lineRule="auto"/>
+              <w:jc w:val="both"/>
+            </w:pPr>
+            <w:r>
+              <w:rPr>
+                <w:rFonts w:ascii="Bookman Old Style" w:hAnsi="Bookman Old Style"/>
+                <w:sz w:val="24"/>
+                <w:szCs w:val="24"/>
+              </w:rPr>
+              <w:t xml:space="preserve">BPS Kota Subulussalam</w:t>
+            </w:r>
+          </w:p>
+        </w:tc>
+      </w:tr>
+    </w:tbl>
+    <!-- KETERANGAN PIHAK KEDUA -->
+    <w:p>
+      <w:pPr>
+        <w:spacing w:after="120" w:line="240" w:lineRule="auto"/>
+        <w:jc w:val="both"/>
+        <w:rPr>
+          <w:rFonts w:ascii="Bookman Old Style" w:hAnsi="Bookman Old Style"/>
+          <w:sz w:val="24"/>
+          <w:szCs w:val="24"/>
+        </w:rPr>
+      </w:pPr>
+      <w:r>
+        <w:rPr>
+          <w:rFonts w:ascii="Bookman Old Style" w:hAnsi="Bookman Old Style" w:cs="Times New Roman"/>
+          <w:sz w:val="24"/>
+          <w:szCs w:val="24"/>
+        </w:rPr>
+        <w:t xml:space="preserve">bertindak untuk dan atas namanya sendiri, selanjutnya disebut sebagai </w:t>
+      </w:r>
+      <w:r>
+        <w:rPr>
+          <w:rFonts w:ascii="Bookman Old Style" w:hAnsi="Bookman Old Style" w:cs="Times New Roman"/>
+          <w:b/>
+          <w:bCs/>
+          <w:sz w:val="24"/>
+          <w:szCs w:val="24"/>
+        </w:rPr>
+        <w:t xml:space="preserve">PIHAK KEDUA</w:t>
+      </w:r>
+      <w:r>
+        <w:rPr>
+          <w:rFonts w:ascii="Bookman Old Style" w:hAnsi="Bookman Old Style" w:cs="Times New Roman"/>
+          <w:sz w:val="24"/>
+          <w:szCs w:val="24"/>
+        </w:rPr>
+        <w:t xml:space="preserve">.</w:t>
+      </w:r>
+    </w:p>
+    <!-- ISI BAST -->
+    <w:p>
+      <w:pPr>
+        <w:spacing w:after="100" w:line="240" w:lineRule="auto"/>
+        <w:jc w:val="both"/>
+        <w:rPr>
+          <w:rFonts w:ascii="Bookman Old Style" w:hAnsi="Bookman Old Style"/>
+          <w:sz w:val="24"/>
+          <w:szCs w:val="24"/>
+        </w:rPr>
+      </w:pPr>
+      <w:r>
+        <w:rPr>
+          <w:rFonts w:ascii="Bookman Old Style" w:hAnsi="Bookman Old Style" w:cs="Times New Roman"/>
+          <w:sz w:val="24"/>
+          <w:szCs w:val="24"/>
+        </w:rPr>
+        <w:t xml:space="preserve">Berdasarkan Surat Perjanjian Kerja Nomor </w:t>
+      </w:r>
+      <w:r>
+        <w:rPr>
+          <w:rFonts w:ascii="Bookman Old Style" w:hAnsi="Bookman Old Style" w:cs="Times New Roman"/>
+          <w:b/>
+          <w:bCs/>
+          <w:sz w:val="24"/>
+          <w:szCs w:val="24"/>
+        </w:rPr>
+        <w:t xml:space="preserve">&lt;&lt;NO_SPK&gt;&gt;</w:t>
+      </w:r>
+      <w:r>
+        <w:rPr>
+          <w:rFonts w:ascii="Bookman Old Style" w:hAnsi="Bookman Old Style" w:cs="Times New Roman"/>
+          <w:sz w:val="24"/>
+          <w:szCs w:val="24"/>
+        </w:rPr>
+        <w:t xml:space="preserve"> tanggal </w:t>
+      </w:r>
+      <w:r>
+        <w:rPr>
+          <w:rFonts w:ascii="Bookman Old Style" w:hAnsi="Bookman Old Style" w:cs="Times New Roman"/>
+          <w:b/>
+          <w:bCs/>
+          <w:sz w:val="24"/>
+          <w:szCs w:val="24"/>
+        </w:rPr>
+        <w:t xml:space="preserve">&lt;&lt;TANGGAL&gt;&gt;</w:t>
+      </w:r>
+      <w:r>
+        <w:rPr>
+          <w:rFonts w:ascii="Bookman Old Style" w:hAnsi="Bookman Old Style" w:cs="Times New Roman"/>
+          <w:sz w:val="24"/>
+          <w:szCs w:val="24"/>
+        </w:rPr>
+        <w:t xml:space="preserve"> bulan </w:t>
+      </w:r>
+      <w:r>
+        <w:rPr>
+          <w:rFonts w:ascii="Bookman Old Style" w:hAnsi="Bookman Old Style" w:cs="Times New Roman"/>
+          <w:b/>
+          <w:bCs/>
+          <w:sz w:val="24"/>
+          <w:szCs w:val="24"/>
+        </w:rPr>
+        <w:t xml:space="preserve">&lt;&lt;BULAN&gt;&gt;</w:t>
+      </w:r>
+      <w:r>
+        <w:rPr>
+          <w:rFonts w:ascii="Bookman Old Style" w:hAnsi="Bookman Old Style" w:cs="Times New Roman"/>
+          <w:sz w:val="24"/>
+          <w:szCs w:val="24"/>
+        </w:rPr>
+        <w:t xml:space="preserve"> tahun </w:t>
+      </w:r>
+      <w:r>
+        <w:rPr>
+          <w:rFonts w:ascii="Bookman Old Style" w:hAnsi="Bookman Old Style" w:cs="Times New Roman"/>
+          <w:b/>
+          <w:bCs/>
+          <w:sz w:val="24"/>
+          <w:szCs w:val="24"/>
+        </w:rPr>
+        <w:t xml:space="preserve">&lt;&lt;TAHUN&gt;&gt;</w:t>
+      </w:r>
+      <w:r>
+        <w:rPr>
+          <w:rFonts w:ascii="Bookman Old Style" w:hAnsi="Bookman Old Style" w:cs="Times New Roman"/>
+          <w:sz w:val="24"/>
+          <w:szCs w:val="24"/>
+        </w:rPr>
+        <w:t xml:space="preserve">, bersama ini PIHAK PERTAMA telah menyerahkan pekerjaan hasil </w:t>
+      </w:r>
+      <w:r>
+        <w:rPr>
+          <w:rFonts w:ascii="Bookman Old Style" w:hAnsi="Bookman Old Style" w:cs="Times New Roman"/>
+          <w:b/>
+          <w:bCs/>
+          <w:sz w:val="24"/>
+          <w:szCs w:val="24"/>
+        </w:rPr>
+        <w:t xml:space="preserve">&lt;&lt;URAIAN_PEKERJAAN&gt;&gt;</w:t>
+      </w:r>
+      <w:r>
+        <w:rPr>
+          <w:rFonts w:ascii="Bookman Old Style" w:hAnsi="Bookman Old Style" w:cs="Times New Roman"/>
+          <w:sz w:val="24"/>
+          <w:szCs w:val="24"/>
+        </w:rPr>
+        <w:t xml:space="preserve"> kepada PIHAK KEDUA, dengan ketentuan sebagai berikut:</w:t>
+      </w:r>
+    </w:p>
+    <!-- AYAT-AYAT -->
+    <w:p>
+      <w:pPr>
+        <w:spacing w:after="60" w:line="240" w:lineRule="auto"/>
+        <w:ind w:left="480" w:hanging="480"/>
+        <w:jc w:val="both"/>
+        <w:rPr>
+          <w:rFonts w:ascii="Bookman Old Style" w:hAnsi="Bookman Old Style"/>
+          <w:sz w:val="24"/>
+          <w:szCs w:val="24"/>
+        </w:rPr>
+      </w:pPr>
+      <w:r>
+        <w:rPr>
+          <w:rFonts w:ascii="Bookman Old Style" w:hAnsi="Bookman Old Style"/>
+          <w:sz w:val="24"/>
+          <w:szCs w:val="24"/>
+        </w:rPr>
+        <w:t xml:space="preserve">1. </w:t>
+      </w:r>
+      <w:r>
+        <w:rPr>
+          <w:rFonts w:ascii="Bookman Old Style" w:hAnsi="Bookman Old Style" w:cs="Times New Roman"/>
+          <w:sz w:val="24"/>
+          <w:szCs w:val="24"/>
+        </w:rPr>
+        <w:t xml:space="preserve">Hasil pekerjaan yang diserahkan telah diperiksa oleh PIHAK KEDUA dan dinyatakan telah sesuai dengan standar dan pedoman teknis yang ditetapkan;</w:t>
+      </w:r>
+    </w:p>
+    <w:p>
+      <w:pPr>
+        <w:spacing w:after="60" w:line="240" w:lineRule="auto"/>
+        <w:ind w:left="480" w:hanging="480"/>
+        <w:jc w:val="both"/>
+        <w:rPr>
+          <w:rFonts w:ascii="Bookman Old Style" w:hAnsi="Bookman Old Style"/>
+          <w:sz w:val="24"/>
+          <w:szCs w:val="24"/>
+        </w:rPr>
+      </w:pPr>
+      <w:r>
+        <w:rPr>
+          <w:rFonts w:ascii="Bookman Old Style" w:hAnsi="Bookman Old Style"/>
+          <w:sz w:val="24"/>
+          <w:szCs w:val="24"/>
+        </w:rPr>
+        <w:t xml:space="preserve">2. </w:t>
+      </w:r>
+      <w:r>
+        <w:rPr>
+          <w:rFonts w:ascii="Bookman Old Style" w:hAnsi="Bookman Old Style" w:cs="Times New Roman"/>
+          <w:sz w:val="24"/>
+          <w:szCs w:val="24"/>
+        </w:rPr>
+        <w:t xml:space="preserve">Pelaksanaan penyerahan hasil pekerjaan tersebut di atas dilaksanakan secara langsung di BPS Kota Subulussalam.</w:t>
+      </w:r>
+    </w:p>
+    <!-- PENUTUP -->
+    <w:p>
+      <w:pPr>
+        <w:spacing w:after="200" w:line="240" w:lineRule="auto"/>
+        <w:jc w:val="both"/>
+        <w:rPr>
+          <w:rFonts w:ascii="Bookman Old Style" w:hAnsi="Bookman Old Style"/>
+          <w:sz w:val="24"/>
+          <w:szCs w:val="24"/>
+        </w:rPr>
+      </w:pPr>
+      <w:r>
+        <w:rPr>
+          <w:rFonts w:ascii="Bookman Old Style" w:hAnsi="Bookman Old Style" w:cs="Times New Roman"/>
+          <w:sz w:val="24"/>
+          <w:szCs w:val="24"/>
+        </w:rPr>
+        <w:t xml:space="preserve">Demikian Berita Acara ini dibuat untuk dipergunakan sebagaimana mestinya.</w:t>
+      </w:r>
+    </w:p>
+    <!-- TANDA TANGAN -->
+    <w:tbl>
+      <w:tblPr>
+        <w:tblW w:w="9200" w:type="dxa"/>
+        <w:tblInd w:w="0" w:type="dxa"/>
+        <w:tblBorders>
+          <w:top w:val="none"/>
+          <w:left w:val="none"/>
+          <w:bottom w:val="none"/>
+          <w:right w:val="none"/>
+          <w:insideH w:val="none"/>
+          <w:insideV w:val="none"/>
+        </w:tblBorders>
+      </w:tblPr>
+      <w:tr>
+        <w:tc>
+          <w:tcPr>
+            <w:tcW w:w="4600" w:type="dxa"/>
+          </w:tcPr>
+          <w:p>
+            <w:pPr>
+              <w:spacing w:after="0" w:line="240"/>
+              <w:jc w:val="center"/>
+            </w:pPr>
+            <w:r>
+              <w:rPr>
+                <w:rFonts w:ascii="Bookman Old Style" w:hAnsi="Bookman Old Style"/>
+                <w:sz w:val="24"/>
+              </w:rPr>
+              <w:t>PIHAK KEDUA,</w:t>
+            </w:r>
+          </w:p>
+          <w:p>
+            <w:pPr>
+              <w:spacing w:after="0" w:line="240"/>
+              <w:jc w:val="center"/>
+            </w:pPr>
+            <w:r>
+              <w:t xml:space="preserve"> </w:t>
+            </w:r>
+          </w:p>
+          <w:p>
+            <w:pPr>
+              <w:spacing w:after="0" w:line="240"/>
+              <w:jc w:val="center"/>
+            </w:pPr>
+            <w:r>
+              <w:t xml:space="preserve"> </w:t>
+            </w:r>
+          </w:p>
+          <w:p>
+            <w:pPr>
+              <w:spacing w:after="0" w:line="240"/>
+              <w:jc w:val="center"/>
+            </w:pPr>
+            <w:r>
+              <w:t xml:space="preserve"> </w:t>
+            </w:r>
+          </w:p>
+          <w:p>
+            <w:pPr>
+              <w:spacing w:after="0" w:line="240"/>
+              <w:jc w:val="center"/>
+            </w:pPr>
+            <w:r>
+              <w:rPr>
+                <w:rFonts w:ascii="Bookman Old Style" w:hAnsi="Bookman Old Style"/>
+                <w:b/>
+                <w:sz w:val="24"/>
+              </w:rPr>
+              <w:t>&lt;&lt;NAMA_PIHAK_KEDUA&gt;&gt;</w:t>
+            </w:r>
+          </w:p>
+        </w:tc>
+        <w:tc>
+          <w:tcPr>
+            <w:tcW w:w="4600" w:type="dxa"/>
+          </w:tcPr>
+          <w:p>
+            <w:pPr>
+              <w:spacing w:after="0" w:line="240"/>
+              <w:jc w:val="center"/>
+            </w:pPr>
+            <w:r>
+              <w:rPr>
+                <w:rFonts w:ascii="Bookman Old Style" w:hAnsi="Bookman Old Style"/>
+                <w:sz w:val="24"/>
+              </w:rPr>
+              <w:t>PIHAK PERTAMA,</w:t>
+            </w:r>
+          </w:p>
+          <w:p>
+            <w:pPr>
+              <w:spacing w:after="0" w:line="240"/>
+              <w:jc w:val="center"/>
+            </w:pPr>
+            <w:r>
+              <w:t xml:space="preserve"> </w:t>
+            </w:r>
+          </w:p>
+          <w:p>
+            <w:pPr>
+              <w:spacing w:after="0" w:line="240"/>
+              <w:jc w:val="center"/>
+            </w:pPr>
+            <w:r>
+              <w:t xml:space="preserve"> </w:t>
+            </w:r>
+          </w:p>
+          <w:p>
+            <w:pPr>
+              <w:spacing w:after="0" w:line="240"/>
+              <w:jc w:val="center"/>
+            </w:pPr>
+            <w:r>
+              <w:t xml:space="preserve"> </w:t>
+            </w:r>
+          </w:p>
+          <w:p>
+            <w:pPr>
+              <w:spacing w:after="0" w:line="240"/>
+              <w:jc w:val="center"/>
+            </w:pPr>
+            <w:r>
+              <w:rPr>
+                <w:rFonts w:ascii="Bookman Old Style" w:hAnsi="Bookman Old Style"/>
+                <w:b/>
+                <w:sz w:val="24"/>
+              </w:rPr>
+              <w:t>&lt;&lt;NAMA_PIHAK_PERTAMA&gt;&gt;</w:t>
+            </w:r>
+          </w:p>
+        </w:tc>
+      </w:tr>
+    </w:tbl>
     <w:sectPr>
       <w:pgSz w:w="11906" w:h="16838"/>
       <w:pgMar w:top="1440" w:right="1440" w:bottom="1440" w:left="1440" w:header="708" w:footer="708" w:gutter="0"/>
